--- a/Trabajo IA/Informe IA.docx
+++ b/Trabajo IA/Informe IA.docx
@@ -1,11 +1,13 @@
 
 <file path=word/document.xml><?xml version="1.0" encoding="utf-8"?>
-<w:document xmlns:wpc="http://schemas.microsoft.com/office/word/2010/wordprocessingCanvas" xmlns:cx="http://schemas.microsoft.com/office/drawing/2014/chartex" xmlns:cx1="http://schemas.microsoft.com/office/drawing/2015/9/8/chartex" xmlns:cx2="http://schemas.microsoft.com/office/drawing/2015/10/21/chartex" xmlns:cx3="http://schemas.microsoft.com/office/drawing/2016/5/9/chartex" xmlns:cx4="http://schemas.microsoft.com/office/drawing/2016/5/10/chartex" xmlns:cx5="http://schemas.microsoft.com/office/drawing/2016/5/11/chartex" xmlns:cx6="http://schemas.microsoft.com/office/drawing/2016/5/12/chartex" xmlns:cx7="http://schemas.microsoft.com/office/drawing/2016/5/13/chartex" xmlns:cx8="http://schemas.microsoft.com/office/drawing/2016/5/14/chartex" xmlns:mc="http://schemas.openxmlformats.org/markup-compatibility/2006" xmlns:aink="http://schemas.microsoft.com/office/drawing/2016/ink" xmlns:am3d="http://schemas.microsoft.com/office/drawing/2017/model3d" xmlns:o="urn:schemas-microsoft-com:office:office" xmlns:oel="http://schemas.microsoft.com/office/2019/extlst" xmlns:r="http://schemas.openxmlformats.org/officeDocument/2006/relationships" xmlns:m="http://schemas.openxmlformats.org/officeDocument/2006/math" xmlns:v="urn:schemas-microsoft-com:vml" xmlns:wp14="http://schemas.microsoft.com/office/word/2010/wordprocessingDrawing" xmlns:wp="http://schemas.openxmlformats.org/drawingml/2006/wordprocessingDrawing" xmlns:w10="urn:schemas-microsoft-com:office:word" xmlns:w="http://schemas.openxmlformats.org/wordprocessingml/2006/main" xmlns:w14="http://schemas.microsoft.com/office/word/2010/wordml" xmlns:w15="http://schemas.microsoft.com/office/word/2012/wordml" xmlns:w16cex="http://schemas.microsoft.com/office/word/2018/wordml/cex" xmlns:w16cid="http://schemas.microsoft.com/office/word/2016/wordml/cid" xmlns:w16="http://schemas.microsoft.com/office/word/2018/wordml" xmlns:w16du="http://schemas.microsoft.com/office/word/2023/wordml/word16du" xmlns:w16sdtdh="http://schemas.microsoft.com/office/word/2020/wordml/sdtdatahash" xmlns:w16sdtfl="http://schemas.microsoft.com/office/word/2024/wordml/sdtformatlock" xmlns:w16se="http://schemas.microsoft.com/office/word/2015/wordml/symex" xmlns:wpg="http://schemas.microsoft.com/office/word/2010/wordprocessingGroup" xmlns:wpi="http://schemas.microsoft.com/office/word/2010/wordprocessingInk" xmlns:wne="http://schemas.microsoft.com/office/word/2006/wordml" xmlns:wps="http://schemas.microsoft.com/office/word/2010/wordprocessingShape" mc:Ignorable="w14 w15 w16se w16cid w16 w16cex w16sdtdh w16sdtfl w16du wp14">
+<w:document xmlns:wpc="http://schemas.microsoft.com/office/word/2010/wordprocessingCanvas" xmlns:cx="http://schemas.microsoft.com/office/drawing/2014/chartex" xmlns:cx1="http://schemas.microsoft.com/office/drawing/2015/9/8/chartex" xmlns:cx2="http://schemas.microsoft.com/office/drawing/2015/10/21/chartex" xmlns:cx3="http://schemas.microsoft.com/office/drawing/2016/5/9/chartex" xmlns:cx4="http://schemas.microsoft.com/office/drawing/2016/5/10/chartex" xmlns:cx5="http://schemas.microsoft.com/office/drawing/2016/5/11/chartex" xmlns:cx6="http://schemas.microsoft.com/office/drawing/2016/5/12/chartex" xmlns:cx7="http://schemas.microsoft.com/office/drawing/2016/5/13/chartex" xmlns:cx8="http://schemas.microsoft.com/office/drawing/2016/5/14/chartex" xmlns:mc="http://schemas.openxmlformats.org/markup-compatibility/2006" xmlns:aink="http://schemas.microsoft.com/office/drawing/2016/ink" xmlns:am3d="http://schemas.microsoft.com/office/drawing/2017/model3d" xmlns:o="urn:schemas-microsoft-com:office:office" xmlns:r="http://schemas.openxmlformats.org/officeDocument/2006/relationships" xmlns:m="http://schemas.openxmlformats.org/officeDocument/2006/math" xmlns:v="urn:schemas-microsoft-com:vml" xmlns:wp14="http://schemas.microsoft.com/office/word/2010/wordprocessingDrawing" xmlns:wp="http://schemas.openxmlformats.org/drawingml/2006/wordprocessingDrawing" xmlns:w10="urn:schemas-microsoft-com:office:word" xmlns:w="http://schemas.openxmlformats.org/wordprocessingml/2006/main" xmlns:w14="http://schemas.microsoft.com/office/word/2010/wordml" xmlns:w15="http://schemas.microsoft.com/office/word/2012/wordml" xmlns:w16cex="http://schemas.microsoft.com/office/word/2018/wordml/cex" xmlns:w16cid="http://schemas.microsoft.com/office/word/2016/wordml/cid" xmlns:w16="http://schemas.microsoft.com/office/word/2018/wordml" xmlns:w16sdtdh="http://schemas.microsoft.com/office/word/2020/wordml/sdtdatahash" xmlns:w16se="http://schemas.microsoft.com/office/word/2015/wordml/symex" xmlns:wpg="http://schemas.microsoft.com/office/word/2010/wordprocessingGroup" xmlns:wpi="http://schemas.microsoft.com/office/word/2010/wordprocessingInk" xmlns:wne="http://schemas.microsoft.com/office/word/2006/wordml" xmlns:wps="http://schemas.microsoft.com/office/word/2010/wordprocessingShape" mc:Ignorable="w14 w15 w16se w16cid w16 w16cex w16sdtdh wp14">
   <w:body>
     <w:sdt>
       <w:sdtPr>
         <w:rPr>
+          <w:rFonts w:ascii="Calibri" w:eastAsia="Calibri" w:hAnsi="Calibri"/>
           <w:color w:val="4F81BD" w:themeColor="accent1"/>
+          <w:sz w:val="21"/>
         </w:rPr>
         <w:id w:val="-18626240"/>
         <w:docPartObj>
@@ -15,9 +17,7 @@
       </w:sdtPr>
       <w:sdtEndPr>
         <w:rPr>
-          <w:rFonts w:ascii="Calibri" w:eastAsia="Calibri" w:hAnsi="Calibri"/>
           <w:color w:val="auto"/>
-          <w:sz w:val="21"/>
         </w:rPr>
       </w:sdtEndPr>
       <w:sdtContent>
@@ -115,16 +115,16 @@
             <mc:AlternateContent>
               <mc:Choice Requires="wps">
                 <w:drawing>
-                  <wp:anchor distT="0" distB="0" distL="114300" distR="114300" simplePos="0" relativeHeight="251658240" behindDoc="0" locked="0" layoutInCell="1" allowOverlap="1" wp14:anchorId="36BDC420" wp14:editId="41469B6A">
+                  <wp:anchor distT="0" distB="0" distL="114300" distR="114300" simplePos="0" relativeHeight="251658240" behindDoc="0" locked="0" layoutInCell="1" allowOverlap="1" wp14:anchorId="36BDC420" wp14:editId="37B350A0">
                     <wp:simplePos x="0" y="0"/>
                     <wp:positionH relativeFrom="margin">
-                      <wp:posOffset>-2286000</wp:posOffset>
+                      <wp:posOffset>-1755140</wp:posOffset>
                     </wp:positionH>
                     <wp:positionV relativeFrom="page">
-                      <wp:posOffset>8402320</wp:posOffset>
+                      <wp:posOffset>8000365</wp:posOffset>
                     </wp:positionV>
-                    <wp:extent cx="6553200" cy="557784"/>
-                    <wp:effectExtent l="0" t="0" r="0" b="12700"/>
+                    <wp:extent cx="6924675" cy="638175"/>
+                    <wp:effectExtent l="0" t="0" r="9525" b="9525"/>
                     <wp:wrapNone/>
                     <wp:docPr id="142" name="Cuadro de texto 146"/>
                     <wp:cNvGraphicFramePr/>
@@ -135,7 +135,7 @@
                           <wps:spPr>
                             <a:xfrm>
                               <a:off x="0" y="0"/>
-                              <a:ext cx="6553200" cy="557784"/>
+                              <a:ext cx="6924675" cy="638175"/>
                             </a:xfrm>
                             <a:prstGeom prst="rect">
                               <a:avLst/>
@@ -182,6 +182,7 @@
                                     <w:calendar w:val="gregorian"/>
                                   </w:date>
                                 </w:sdtPr>
+                                <w:sdtEndPr/>
                                 <w:sdtContent>
                                   <w:p>
                                     <w:pPr>
@@ -227,6 +228,7 @@
                                     <w:dataBinding w:prefixMappings="xmlns:ns0='http://schemas.openxmlformats.org/officeDocument/2006/extended-properties' " w:xpath="/ns0:Properties[1]/ns0:Company[1]" w:storeItemID="{6668398D-A668-4E3E-A5EB-62B293D839F1}"/>
                                     <w:text/>
                                   </w:sdtPr>
+                                  <w:sdtEndPr/>
                                   <w:sdtContent>
                                     <w:r>
                                       <w:rPr>
@@ -249,38 +251,23 @@
                                       </w:rPr>
                                       <w:t>Alejandro Paredes</w:t>
                                     </w:r>
+                                    <w:r>
+                                      <w:rPr>
+                                        <w:caps/>
+                                        <w:color w:val="000000" w:themeColor="text1"/>
+                                      </w:rPr>
+                                      <w:t>, Christian Villalobos</w:t>
+                                    </w:r>
                                   </w:sdtContent>
                                 </w:sdt>
                               </w:p>
                               <w:p>
                                 <w:pPr>
                                   <w:pStyle w:val="Sinespaciado"/>
-                                  <w:jc w:val="center"/>
                                   <w:rPr>
                                     <w:color w:val="4F81BD" w:themeColor="accent1"/>
                                   </w:rPr>
                                 </w:pPr>
-                                <w:sdt>
-                                  <w:sdtPr>
-                                    <w:rPr>
-                                      <w:color w:val="4F81BD" w:themeColor="accent1"/>
-                                    </w:rPr>
-                                    <w:alias w:val="Dirección"/>
-                                    <w:tag w:val=""/>
-                                    <w:id w:val="-726379553"/>
-                                    <w:showingPlcHdr/>
-                                    <w:dataBinding w:prefixMappings="xmlns:ns0='http://schemas.microsoft.com/office/2006/coverPageProps' " w:xpath="/ns0:CoverPageProperties[1]/ns0:CompanyAddress[1]" w:storeItemID="{55AF091B-3C7A-41E3-B477-F2FDAA23CFDA}"/>
-                                    <w:text/>
-                                  </w:sdtPr>
-                                  <w:sdtContent>
-                                    <w:r>
-                                      <w:rPr>
-                                        <w:color w:val="4F81BD" w:themeColor="accent1"/>
-                                      </w:rPr>
-                                      <w:t xml:space="preserve">     </w:t>
-                                    </w:r>
-                                  </w:sdtContent>
-                                </w:sdt>
                               </w:p>
                             </w:txbxContent>
                           </wps:txbx>
@@ -288,13 +275,13 @@
                             <a:prstTxWarp prst="textNoShape">
                               <a:avLst/>
                             </a:prstTxWarp>
-                            <a:spAutoFit/>
+                            <a:noAutofit/>
                           </wps:bodyPr>
                         </wps:wsp>
                       </a:graphicData>
                     </a:graphic>
                     <wp14:sizeRelH relativeFrom="margin">
-                      <wp14:pctWidth>100000</wp14:pctWidth>
+                      <wp14:pctWidth>0</wp14:pctWidth>
                     </wp14:sizeRelH>
                     <wp14:sizeRelV relativeFrom="margin">
                       <wp14:pctHeight>0</wp14:pctHeight>
@@ -308,8 +295,8 @@
                     <v:stroke joinstyle="miter"/>
                     <v:path gradientshapeok="t" o:connecttype="rect"/>
                   </v:shapetype>
-                  <v:shape id="Cuadro de texto 146" o:spid="_x0000_s1026" type="#_x0000_t202" style="position:absolute;margin-left:-180pt;margin-top:661.6pt;width:516pt;height:43.9pt;z-index:251658240;visibility:visible;mso-wrap-style:square;mso-width-percent:1000;mso-height-percent:0;mso-wrap-distance-left:9pt;mso-wrap-distance-top:0;mso-wrap-distance-right:9pt;mso-wrap-distance-bottom:0;mso-position-horizontal:absolute;mso-position-horizontal-relative:margin;mso-position-vertical:absolute;mso-position-vertical-relative:page;mso-width-percent:1000;mso-height-percent:0;mso-width-relative:margin;mso-height-relative:margin;v-text-anchor:bottom" o:gfxdata="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" filled="f" stroked="f" strokeweight=".5pt">
-                    <v:textbox style="mso-fit-shape-to-text:t" inset="0,0,0,0">
+                  <v:shape id="Cuadro de texto 146" o:spid="_x0000_s1026" type="#_x0000_t202" style="position:absolute;margin-left:-138.2pt;margin-top:629.95pt;width:545.25pt;height:50.25pt;z-index:251658240;visibility:visible;mso-wrap-style:square;mso-width-percent:0;mso-height-percent:0;mso-wrap-distance-left:9pt;mso-wrap-distance-top:0;mso-wrap-distance-right:9pt;mso-wrap-distance-bottom:0;mso-position-horizontal:absolute;mso-position-horizontal-relative:margin;mso-position-vertical:absolute;mso-position-vertical-relative:page;mso-width-percent:0;mso-height-percent:0;mso-width-relative:margin;mso-height-relative:margin;v-text-anchor:bottom" o:gfxdata="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" filled="f" stroked="f" strokeweight=".5pt">
+                    <v:textbox inset="0,0,0,0">
                       <w:txbxContent>
                         <w:sdt>
                           <w:sdtPr>
@@ -331,6 +318,7 @@
                               <w:calendar w:val="gregorian"/>
                             </w:date>
                           </w:sdtPr>
+                          <w:sdtEndPr/>
                           <w:sdtContent>
                             <w:p>
                               <w:pPr>
@@ -376,6 +364,7 @@
                               <w:dataBinding w:prefixMappings="xmlns:ns0='http://schemas.openxmlformats.org/officeDocument/2006/extended-properties' " w:xpath="/ns0:Properties[1]/ns0:Company[1]" w:storeItemID="{6668398D-A668-4E3E-A5EB-62B293D839F1}"/>
                               <w:text/>
                             </w:sdtPr>
+                            <w:sdtEndPr/>
                             <w:sdtContent>
                               <w:r>
                                 <w:rPr>
@@ -398,38 +387,23 @@
                                 </w:rPr>
                                 <w:t>Alejandro Paredes</w:t>
                               </w:r>
+                              <w:r>
+                                <w:rPr>
+                                  <w:caps/>
+                                  <w:color w:val="000000" w:themeColor="text1"/>
+                                </w:rPr>
+                                <w:t>, Christian Villalobos</w:t>
+                              </w:r>
                             </w:sdtContent>
                           </w:sdt>
                         </w:p>
                         <w:p>
                           <w:pPr>
                             <w:pStyle w:val="Sinespaciado"/>
-                            <w:jc w:val="center"/>
                             <w:rPr>
                               <w:color w:val="4F81BD" w:themeColor="accent1"/>
                             </w:rPr>
                           </w:pPr>
-                          <w:sdt>
-                            <w:sdtPr>
-                              <w:rPr>
-                                <w:color w:val="4F81BD" w:themeColor="accent1"/>
-                              </w:rPr>
-                              <w:alias w:val="Dirección"/>
-                              <w:tag w:val=""/>
-                              <w:id w:val="-726379553"/>
-                              <w:showingPlcHdr/>
-                              <w:dataBinding w:prefixMappings="xmlns:ns0='http://schemas.microsoft.com/office/2006/coverPageProps' " w:xpath="/ns0:CoverPageProperties[1]/ns0:CompanyAddress[1]" w:storeItemID="{55AF091B-3C7A-41E3-B477-F2FDAA23CFDA}"/>
-                              <w:text/>
-                            </w:sdtPr>
-                            <w:sdtContent>
-                              <w:r>
-                                <w:rPr>
-                                  <w:color w:val="4F81BD" w:themeColor="accent1"/>
-                                </w:rPr>
-                                <w:t xml:space="preserve">     </w:t>
-                              </w:r>
-                            </w:sdtContent>
-                          </w:sdt>
                         </w:p>
                       </w:txbxContent>
                     </v:textbox>
@@ -526,7 +500,7 @@
           <w:sz w:val="24"/>
           <w:szCs w:val="24"/>
         </w:rPr>
-        <w:t xml:space="preserve"> mesa de ayuda, ya que </w:t>
+        <w:t xml:space="preserve"> mesa de </w:t>
       </w:r>
       <w:proofErr w:type="spellStart"/>
       <w:r>
@@ -535,6 +509,42 @@
           <w:sz w:val="24"/>
           <w:szCs w:val="24"/>
         </w:rPr>
+        <w:t>ayuda</w:t>
+      </w:r>
+      <w:proofErr w:type="spellEnd"/>
+      <w:r>
+        <w:rPr>
+          <w:rFonts w:ascii="Arial" w:hAnsi="Arial" w:cs="Arial"/>
+          <w:sz w:val="24"/>
+          <w:szCs w:val="24"/>
+        </w:rPr>
+        <w:t xml:space="preserve">, </w:t>
+      </w:r>
+      <w:proofErr w:type="spellStart"/>
+      <w:r>
+        <w:rPr>
+          <w:rFonts w:ascii="Arial" w:hAnsi="Arial" w:cs="Arial"/>
+          <w:sz w:val="24"/>
+          <w:szCs w:val="24"/>
+        </w:rPr>
+        <w:t>ya</w:t>
+      </w:r>
+      <w:proofErr w:type="spellEnd"/>
+      <w:r>
+        <w:rPr>
+          <w:rFonts w:ascii="Arial" w:hAnsi="Arial" w:cs="Arial"/>
+          <w:sz w:val="24"/>
+          <w:szCs w:val="24"/>
+        </w:rPr>
+        <w:t xml:space="preserve"> que </w:t>
+      </w:r>
+      <w:proofErr w:type="spellStart"/>
+      <w:r>
+        <w:rPr>
+          <w:rFonts w:ascii="Arial" w:hAnsi="Arial" w:cs="Arial"/>
+          <w:sz w:val="24"/>
+          <w:szCs w:val="24"/>
+        </w:rPr>
         <w:t>actualmente</w:t>
       </w:r>
       <w:proofErr w:type="spellEnd"/>
@@ -544,25 +554,7 @@
           <w:sz w:val="24"/>
           <w:szCs w:val="24"/>
         </w:rPr>
-        <w:t xml:space="preserve"> </w:t>
-      </w:r>
-      <w:proofErr w:type="spellStart"/>
-      <w:r>
-        <w:rPr>
-          <w:rFonts w:ascii="Arial" w:hAnsi="Arial" w:cs="Arial"/>
-          <w:sz w:val="24"/>
-          <w:szCs w:val="24"/>
-        </w:rPr>
-        <w:t>una</w:t>
-      </w:r>
-      <w:proofErr w:type="spellEnd"/>
-      <w:r>
-        <w:rPr>
-          <w:rFonts w:ascii="Arial" w:hAnsi="Arial" w:cs="Arial"/>
-          <w:sz w:val="24"/>
-          <w:szCs w:val="24"/>
-        </w:rPr>
-        <w:t xml:space="preserve"> </w:t>
+        <w:t xml:space="preserve"> una </w:t>
       </w:r>
       <w:proofErr w:type="spellStart"/>
       <w:r>
@@ -634,7 +626,43 @@
           <w:sz w:val="24"/>
           <w:szCs w:val="24"/>
         </w:rPr>
-        <w:t xml:space="preserve"> frecuentes, se resuelven de forma manual. Esta situación provoca tiempos de respuesta elevados, sobrecarga del personal de soporte, </w:t>
+        <w:t xml:space="preserve"> </w:t>
+      </w:r>
+      <w:proofErr w:type="spellStart"/>
+      <w:r>
+        <w:rPr>
+          <w:rFonts w:ascii="Arial" w:hAnsi="Arial" w:cs="Arial"/>
+          <w:sz w:val="24"/>
+          <w:szCs w:val="24"/>
+        </w:rPr>
+        <w:t>frecuentes</w:t>
+      </w:r>
+      <w:proofErr w:type="spellEnd"/>
+      <w:r>
+        <w:rPr>
+          <w:rFonts w:ascii="Arial" w:hAnsi="Arial" w:cs="Arial"/>
+          <w:sz w:val="24"/>
+          <w:szCs w:val="24"/>
+        </w:rPr>
+        <w:t xml:space="preserve">, se </w:t>
+      </w:r>
+      <w:proofErr w:type="spellStart"/>
+      <w:r>
+        <w:rPr>
+          <w:rFonts w:ascii="Arial" w:hAnsi="Arial" w:cs="Arial"/>
+          <w:sz w:val="24"/>
+          <w:szCs w:val="24"/>
+        </w:rPr>
+        <w:t>resuelven</w:t>
+      </w:r>
+      <w:proofErr w:type="spellEnd"/>
+      <w:r>
+        <w:rPr>
+          <w:rFonts w:ascii="Arial" w:hAnsi="Arial" w:cs="Arial"/>
+          <w:sz w:val="24"/>
+          <w:szCs w:val="24"/>
+        </w:rPr>
+        <w:t xml:space="preserve"> de forma manual. Esta situación provoca tiempos de respuesta elevados, sobrecarga del personal de soporte, </w:t>
       </w:r>
       <w:proofErr w:type="gramStart"/>
       <w:r>
@@ -660,7 +688,25 @@
           <w:sz w:val="24"/>
           <w:szCs w:val="24"/>
         </w:rPr>
-        <w:t xml:space="preserve"> de las respuestas y baja trazabilidad sobre la información utilizada para resolver </w:t>
+        <w:t xml:space="preserve"> de las respuestas y baja trazabilidad sobre la información </w:t>
+      </w:r>
+      <w:proofErr w:type="spellStart"/>
+      <w:r>
+        <w:rPr>
+          <w:rFonts w:ascii="Arial" w:hAnsi="Arial" w:cs="Arial"/>
+          <w:sz w:val="24"/>
+          <w:szCs w:val="24"/>
+        </w:rPr>
+        <w:t>utilizada</w:t>
+      </w:r>
+      <w:proofErr w:type="spellEnd"/>
+      <w:r>
+        <w:rPr>
+          <w:rFonts w:ascii="Arial" w:hAnsi="Arial" w:cs="Arial"/>
+          <w:sz w:val="24"/>
+          <w:szCs w:val="24"/>
+        </w:rPr>
+        <w:t xml:space="preserve"> para resolver </w:t>
       </w:r>
       <w:proofErr w:type="spellStart"/>
       <w:r>
@@ -761,7 +807,16 @@
                 <w:sz w:val="24"/>
                 <w:szCs w:val="24"/>
               </w:rPr>
-              <w:t>Problema</w:t>
+              <w:t>Probl</w:t>
+            </w:r>
+            <w:r>
+              <w:rPr>
+                <w:rFonts w:ascii="Arial" w:hAnsi="Arial" w:cs="Arial"/>
+                <w:b/>
+                <w:sz w:val="24"/>
+                <w:szCs w:val="24"/>
+              </w:rPr>
+              <w:t>ema</w:t>
             </w:r>
           </w:p>
         </w:tc>
@@ -861,7 +916,15 @@
                 <w:sz w:val="24"/>
                 <w:szCs w:val="24"/>
               </w:rPr>
-              <w:t>Diseñar un agente con LLM y RAG capaz de responder consultas frecuentes, recuperar información relevante y derivar casos complejos al equipo humano.</w:t>
+              <w:t>Diseñar un agente con LLM y RAG capaz de responder consultas frecuentes, recuperar información relevante y derivar casos</w:t>
+            </w:r>
+            <w:r>
+              <w:rPr>
+                <w:rFonts w:ascii="Arial" w:hAnsi="Arial" w:cs="Arial"/>
+                <w:sz w:val="24"/>
+                <w:szCs w:val="24"/>
+              </w:rPr>
+              <w:t xml:space="preserve"> complejos al equipo humano.</w:t>
             </w:r>
           </w:p>
         </w:tc>
@@ -924,13 +987,41 @@
                 <w:szCs w:val="24"/>
               </w:rPr>
             </w:pPr>
+            <w:proofErr w:type="spellStart"/>
             <w:r>
               <w:rPr>
                 <w:rFonts w:ascii="Arial" w:hAnsi="Arial" w:cs="Arial"/>
                 <w:sz w:val="24"/>
                 <w:szCs w:val="24"/>
               </w:rPr>
-              <w:t xml:space="preserve">Reducir tiempos de </w:t>
+              <w:t>Reducir</w:t>
+            </w:r>
+            <w:proofErr w:type="spellEnd"/>
+            <w:r>
+              <w:rPr>
+                <w:rFonts w:ascii="Arial" w:hAnsi="Arial" w:cs="Arial"/>
+                <w:sz w:val="24"/>
+                <w:szCs w:val="24"/>
+              </w:rPr>
+              <w:t xml:space="preserve"> </w:t>
+            </w:r>
+            <w:proofErr w:type="spellStart"/>
+            <w:r>
+              <w:rPr>
+                <w:rFonts w:ascii="Arial" w:hAnsi="Arial" w:cs="Arial"/>
+                <w:sz w:val="24"/>
+                <w:szCs w:val="24"/>
+              </w:rPr>
+              <w:t>tiempos</w:t>
+            </w:r>
+            <w:proofErr w:type="spellEnd"/>
+            <w:r>
+              <w:rPr>
+                <w:rFonts w:ascii="Arial" w:hAnsi="Arial" w:cs="Arial"/>
+                <w:sz w:val="24"/>
+                <w:szCs w:val="24"/>
+              </w:rPr>
+              <w:t xml:space="preserve"> de </w:t>
             </w:r>
             <w:proofErr w:type="spellStart"/>
             <w:r>
@@ -1149,7 +1240,15 @@
                 <w:sz w:val="24"/>
                 <w:szCs w:val="24"/>
               </w:rPr>
-              <w:t>Base de conocimiento interna, manuales, preguntas frecuentes, historial de tickets, políticas de seguridad y documentación oficial de proveedores.</w:t>
+              <w:t xml:space="preserve">Base de conocimiento interna, manuales, preguntas frecuentes, </w:t>
+            </w:r>
+            <w:r>
+              <w:rPr>
+                <w:rFonts w:ascii="Arial" w:hAnsi="Arial" w:cs="Arial"/>
+                <w:sz w:val="24"/>
+                <w:szCs w:val="24"/>
+              </w:rPr>
+              <w:t>historial de tickets, políticas de seguridad y documentación oficial de proveedores.</w:t>
             </w:r>
           </w:p>
         </w:tc>
@@ -1218,7 +1317,15 @@
                 <w:sz w:val="24"/>
                 <w:szCs w:val="24"/>
               </w:rPr>
-              <w:t>Resguardar datos internos, evitar alucinaciones, registrar fuentes utilizadas, controlar acceso a documentos y escalar cuando no exista evidencia suficiente.</w:t>
+              <w:t>Resguardar datos internos, evitar alucinaciones, registrar fuentes utilizadas, controlar acceso a documentos y escalar cuando no exista evidencia suficiente</w:t>
+            </w:r>
+            <w:r>
+              <w:rPr>
+                <w:rFonts w:ascii="Arial" w:hAnsi="Arial" w:cs="Arial"/>
+                <w:sz w:val="24"/>
+                <w:szCs w:val="24"/>
+              </w:rPr>
+              <w:t>.</w:t>
             </w:r>
           </w:p>
         </w:tc>
@@ -1299,7 +1406,7 @@
           <w:sz w:val="24"/>
           <w:szCs w:val="24"/>
         </w:rPr>
-        <w:t xml:space="preserve">La solución propuesta busca disminuir el volumen de consultas resueltas manualmente, mejorar la experiencia del usuario final y entregar un soporte más consistente, medible y </w:t>
+        <w:t xml:space="preserve">La solución propuesta busca disminuir el volumen de consultas resueltas manualmente, mejorar la experiencia del usuario final y entregar un soporte más </w:t>
       </w:r>
       <w:proofErr w:type="spellStart"/>
       <w:r>
@@ -1308,6 +1415,42 @@
           <w:sz w:val="24"/>
           <w:szCs w:val="24"/>
         </w:rPr>
+        <w:t>consistente</w:t>
+      </w:r>
+      <w:proofErr w:type="spellEnd"/>
+      <w:r>
+        <w:rPr>
+          <w:rFonts w:ascii="Arial" w:hAnsi="Arial" w:cs="Arial"/>
+          <w:sz w:val="24"/>
+          <w:szCs w:val="24"/>
+        </w:rPr>
+        <w:t xml:space="preserve">, </w:t>
+      </w:r>
+      <w:proofErr w:type="spellStart"/>
+      <w:r>
+        <w:rPr>
+          <w:rFonts w:ascii="Arial" w:hAnsi="Arial" w:cs="Arial"/>
+          <w:sz w:val="24"/>
+          <w:szCs w:val="24"/>
+        </w:rPr>
+        <w:t>medible</w:t>
+      </w:r>
+      <w:proofErr w:type="spellEnd"/>
+      <w:r>
+        <w:rPr>
+          <w:rFonts w:ascii="Arial" w:hAnsi="Arial" w:cs="Arial"/>
+          <w:sz w:val="24"/>
+          <w:szCs w:val="24"/>
+        </w:rPr>
+        <w:t xml:space="preserve"> y </w:t>
+      </w:r>
+      <w:proofErr w:type="spellStart"/>
+      <w:r>
+        <w:rPr>
+          <w:rFonts w:ascii="Arial" w:hAnsi="Arial" w:cs="Arial"/>
+          <w:sz w:val="24"/>
+          <w:szCs w:val="24"/>
+        </w:rPr>
         <w:t>respaldado</w:t>
       </w:r>
       <w:proofErr w:type="spellEnd"/>
@@ -1317,25 +1460,7 @@
           <w:sz w:val="24"/>
           <w:szCs w:val="24"/>
         </w:rPr>
-        <w:t xml:space="preserve"> </w:t>
-      </w:r>
-      <w:proofErr w:type="spellStart"/>
-      <w:r>
-        <w:rPr>
-          <w:rFonts w:ascii="Arial" w:hAnsi="Arial" w:cs="Arial"/>
-          <w:sz w:val="24"/>
-          <w:szCs w:val="24"/>
-        </w:rPr>
-        <w:t>por</w:t>
-      </w:r>
-      <w:proofErr w:type="spellEnd"/>
-      <w:r>
-        <w:rPr>
-          <w:rFonts w:ascii="Arial" w:hAnsi="Arial" w:cs="Arial"/>
-          <w:sz w:val="24"/>
-          <w:szCs w:val="24"/>
-        </w:rPr>
-        <w:t xml:space="preserve"> </w:t>
+        <w:t xml:space="preserve"> por </w:t>
       </w:r>
       <w:proofErr w:type="spellStart"/>
       <w:r>
@@ -1512,7 +1637,25 @@
           <w:sz w:val="24"/>
           <w:szCs w:val="24"/>
         </w:rPr>
-        <w:t xml:space="preserve">para evitar respuestas genéricas y controlar mejor el flujo del agente. Cada prompt delimita el rol del modelo, la estructura de salida y los criterios de </w:t>
+        <w:t xml:space="preserve">para evitar respuestas genéricas y controlar mejor el flujo del agente. Cada prompt delimita el rol del modelo, la estructura de salida y los </w:t>
+      </w:r>
+      <w:proofErr w:type="spellStart"/>
+      <w:r>
+        <w:rPr>
+          <w:rFonts w:ascii="Arial" w:hAnsi="Arial" w:cs="Arial"/>
+          <w:sz w:val="24"/>
+          <w:szCs w:val="24"/>
+        </w:rPr>
+        <w:t>criterios</w:t>
+      </w:r>
+      <w:proofErr w:type="spellEnd"/>
+      <w:r>
+        <w:rPr>
+          <w:rFonts w:ascii="Arial" w:hAnsi="Arial" w:cs="Arial"/>
+          <w:sz w:val="24"/>
+          <w:szCs w:val="24"/>
+        </w:rPr>
+        <w:t xml:space="preserve"> de </w:t>
       </w:r>
       <w:proofErr w:type="spellStart"/>
       <w:r>
@@ -1802,7 +1945,25 @@
                 <w:sz w:val="24"/>
                 <w:szCs w:val="24"/>
               </w:rPr>
-              <w:t xml:space="preserve">Rol: clasificador de helpdesk. Salida en JSON con </w:t>
+              <w:t xml:space="preserve">Rol: clasificador de helpdesk. Salida </w:t>
+            </w:r>
+            <w:proofErr w:type="spellStart"/>
+            <w:r>
+              <w:rPr>
+                <w:rFonts w:ascii="Arial" w:hAnsi="Arial" w:cs="Arial"/>
+                <w:sz w:val="24"/>
+                <w:szCs w:val="24"/>
+              </w:rPr>
+              <w:t>en</w:t>
+            </w:r>
+            <w:proofErr w:type="spellEnd"/>
+            <w:r>
+              <w:rPr>
+                <w:rFonts w:ascii="Arial" w:hAnsi="Arial" w:cs="Arial"/>
+                <w:sz w:val="24"/>
+                <w:szCs w:val="24"/>
+              </w:rPr>
+              <w:t xml:space="preserve"> JSON con </w:t>
             </w:r>
             <w:proofErr w:type="spellStart"/>
             <w:r>
@@ -1920,7 +2081,16 @@
                 <w:sz w:val="24"/>
                 <w:szCs w:val="24"/>
               </w:rPr>
-              <w:t>Respuesta RAG con trazabilidad</w:t>
+              <w:t>Respuesta RAG c</w:t>
+            </w:r>
+            <w:r>
+              <w:rPr>
+                <w:rFonts w:ascii="Arial" w:hAnsi="Arial" w:cs="Arial"/>
+                <w:b/>
+                <w:sz w:val="24"/>
+                <w:szCs w:val="24"/>
+              </w:rPr>
+              <w:t>on trazabilidad</w:t>
             </w:r>
           </w:p>
         </w:tc>
@@ -2048,13 +2218,23 @@
                 <w:szCs w:val="24"/>
               </w:rPr>
             </w:pPr>
+            <w:proofErr w:type="spellStart"/>
             <w:r>
               <w:rPr>
                 <w:rFonts w:ascii="Arial" w:hAnsi="Arial" w:cs="Arial"/>
                 <w:sz w:val="24"/>
                 <w:szCs w:val="24"/>
               </w:rPr>
-              <w:t xml:space="preserve">Indicar que use </w:t>
+              <w:t>Indicar</w:t>
+            </w:r>
+            <w:proofErr w:type="spellEnd"/>
+            <w:r>
+              <w:rPr>
+                <w:rFonts w:ascii="Arial" w:hAnsi="Arial" w:cs="Arial"/>
+                <w:sz w:val="24"/>
+                <w:szCs w:val="24"/>
+              </w:rPr>
+              <w:t xml:space="preserve"> que use </w:t>
             </w:r>
             <w:proofErr w:type="spellStart"/>
             <w:r>
@@ -2152,7 +2332,25 @@
                 <w:sz w:val="24"/>
                 <w:szCs w:val="24"/>
               </w:rPr>
-              <w:t xml:space="preserve"> no hay evidencia suficiente, informar baja confianza y recomendar escalamiento.</w:t>
+              <w:t xml:space="preserve"> no hay </w:t>
+            </w:r>
+            <w:proofErr w:type="spellStart"/>
+            <w:r>
+              <w:rPr>
+                <w:rFonts w:ascii="Arial" w:hAnsi="Arial" w:cs="Arial"/>
+                <w:sz w:val="24"/>
+                <w:szCs w:val="24"/>
+              </w:rPr>
+              <w:t>evidencia</w:t>
+            </w:r>
+            <w:proofErr w:type="spellEnd"/>
+            <w:r>
+              <w:rPr>
+                <w:rFonts w:ascii="Arial" w:hAnsi="Arial" w:cs="Arial"/>
+                <w:sz w:val="24"/>
+                <w:szCs w:val="24"/>
+              </w:rPr>
+              <w:t xml:space="preserve"> suficiente, informar baja confianza y recomendar escalamiento.</w:t>
             </w:r>
           </w:p>
         </w:tc>
@@ -2190,7 +2388,16 @@
                 <w:sz w:val="24"/>
                 <w:szCs w:val="24"/>
               </w:rPr>
-              <w:t>Resumen para derivación humana</w:t>
+              <w:t>Resumen para derivación hu</w:t>
+            </w:r>
+            <w:r>
+              <w:rPr>
+                <w:rFonts w:ascii="Arial" w:hAnsi="Arial" w:cs="Arial"/>
+                <w:b/>
+                <w:sz w:val="24"/>
+                <w:szCs w:val="24"/>
+              </w:rPr>
+              <w:t>mana</w:t>
             </w:r>
           </w:p>
         </w:tc>
@@ -2332,7 +2539,33 @@
           <w:sz w:val="24"/>
           <w:szCs w:val="24"/>
         </w:rPr>
-        <w:t xml:space="preserve">para enriquecer las respuestas del agente sin depender únicamente del conocimiento paramétrico del modelo. Esto permite responder con mayor pertinencia contextual y, al mismo tiempo, controlar la trazabilidad de la </w:t>
+        <w:t xml:space="preserve">para enriquecer las respuestas del agente sin depender únicamente del conocimiento paramétrico del modelo. Esto permite responder con mayor pertinencia contextual y, al </w:t>
+      </w:r>
+      <w:r>
+        <w:rPr>
+          <w:rFonts w:ascii="Arial" w:hAnsi="Arial" w:cs="Arial"/>
+          <w:sz w:val="24"/>
+          <w:szCs w:val="24"/>
+        </w:rPr>
+        <w:t xml:space="preserve">mismo tiempo, controlar la </w:t>
+      </w:r>
+      <w:proofErr w:type="spellStart"/>
+      <w:r>
+        <w:rPr>
+          <w:rFonts w:ascii="Arial" w:hAnsi="Arial" w:cs="Arial"/>
+          <w:sz w:val="24"/>
+          <w:szCs w:val="24"/>
+        </w:rPr>
+        <w:t>trazabilidad</w:t>
+      </w:r>
+      <w:proofErr w:type="spellEnd"/>
+      <w:r>
+        <w:rPr>
+          <w:rFonts w:ascii="Arial" w:hAnsi="Arial" w:cs="Arial"/>
+          <w:sz w:val="24"/>
+          <w:szCs w:val="24"/>
+        </w:rPr>
+        <w:t xml:space="preserve"> de la </w:t>
       </w:r>
       <w:proofErr w:type="spellStart"/>
       <w:r>
@@ -2611,7 +2844,15 @@
                 <w:sz w:val="24"/>
                 <w:szCs w:val="24"/>
               </w:rPr>
-              <w:t>Aporta contexto organizacional, soluciones previas y lineamientos propios de la empresa.</w:t>
+              <w:t xml:space="preserve">Aporta </w:t>
+            </w:r>
+            <w:r>
+              <w:rPr>
+                <w:rFonts w:ascii="Arial" w:hAnsi="Arial" w:cs="Arial"/>
+                <w:sz w:val="24"/>
+                <w:szCs w:val="24"/>
+              </w:rPr>
+              <w:t>contexto organizacional, soluciones previas y lineamientos propios de la empresa.</w:t>
             </w:r>
           </w:p>
         </w:tc>
@@ -2711,7 +2952,15 @@
                 <w:sz w:val="24"/>
                 <w:szCs w:val="24"/>
               </w:rPr>
-              <w:t>Permite contrastar información, completar instrucciones técnicas y actualizar procedimientos dependientes de terceros.</w:t>
+              <w:t xml:space="preserve">Permite contrastar información, completar </w:t>
+            </w:r>
+            <w:r>
+              <w:rPr>
+                <w:rFonts w:ascii="Arial" w:hAnsi="Arial" w:cs="Arial"/>
+                <w:sz w:val="24"/>
+                <w:szCs w:val="24"/>
+              </w:rPr>
+              <w:t>instrucciones técnicas y actualizar procedimientos dependientes de terceros.</w:t>
             </w:r>
           </w:p>
         </w:tc>
@@ -3005,25 +3254,7 @@
           <w:sz w:val="24"/>
           <w:szCs w:val="24"/>
         </w:rPr>
-        <w:t xml:space="preserve"> </w:t>
-      </w:r>
-      <w:proofErr w:type="spellStart"/>
-      <w:r>
-        <w:rPr>
-          <w:rFonts w:ascii="Arial" w:hAnsi="Arial" w:cs="Arial"/>
-          <w:sz w:val="24"/>
-          <w:szCs w:val="24"/>
-        </w:rPr>
-        <w:t>por</w:t>
-      </w:r>
-      <w:proofErr w:type="spellEnd"/>
-      <w:r>
-        <w:rPr>
-          <w:rFonts w:ascii="Arial" w:hAnsi="Arial" w:cs="Arial"/>
-          <w:sz w:val="24"/>
-          <w:szCs w:val="24"/>
-        </w:rPr>
-        <w:t xml:space="preserve"> </w:t>
+        <w:t xml:space="preserve"> por </w:t>
       </w:r>
       <w:proofErr w:type="spellStart"/>
       <w:r>
@@ -3131,8 +3362,18 @@
           <w:sz w:val="24"/>
           <w:szCs w:val="24"/>
         </w:rPr>
-        <w:t xml:space="preserve"> de confianza</w:t>
-      </w:r>
+        <w:t xml:space="preserve"> de </w:t>
+      </w:r>
+      <w:proofErr w:type="spellStart"/>
+      <w:r>
+        <w:rPr>
+          <w:rFonts w:ascii="Arial" w:hAnsi="Arial" w:cs="Arial"/>
+          <w:sz w:val="24"/>
+          <w:szCs w:val="24"/>
+        </w:rPr>
+        <w:t>confianza</w:t>
+      </w:r>
+      <w:proofErr w:type="spellEnd"/>
     </w:p>
     <w:p>
       <w:pPr>
@@ -3167,7 +3408,25 @@
           <w:sz w:val="24"/>
           <w:szCs w:val="24"/>
         </w:rPr>
-        <w:t xml:space="preserve"> de respuesta con </w:t>
+        <w:t xml:space="preserve"> de </w:t>
+      </w:r>
+      <w:proofErr w:type="spellStart"/>
+      <w:r>
+        <w:rPr>
+          <w:rFonts w:ascii="Arial" w:hAnsi="Arial" w:cs="Arial"/>
+          <w:sz w:val="24"/>
+          <w:szCs w:val="24"/>
+        </w:rPr>
+        <w:t>respuesta</w:t>
+      </w:r>
+      <w:proofErr w:type="spellEnd"/>
+      <w:r>
+        <w:rPr>
+          <w:rFonts w:ascii="Arial" w:hAnsi="Arial" w:cs="Arial"/>
+          <w:sz w:val="24"/>
+          <w:szCs w:val="24"/>
+        </w:rPr>
+        <w:t xml:space="preserve"> con </w:t>
       </w:r>
       <w:proofErr w:type="spellStart"/>
       <w:r>
@@ -3240,7 +3499,51 @@
           <w:sz w:val="24"/>
           <w:szCs w:val="24"/>
         </w:rPr>
-        <w:t xml:space="preserve">Para fortalecer la utilidad de la solución, la generación queda restringida al contexto recuperado; cada respuesta incorpora evidencia utilizada y nivel de confianza; cuando la recuperación no logra respaldo suficiente, el sistema evita afirmar conclusiones y deriva el </w:t>
+        <w:t>Para fortalecer la utilidad de la solución, la generación queda restr</w:t>
+      </w:r>
+      <w:r>
+        <w:rPr>
+          <w:rFonts w:ascii="Arial" w:hAnsi="Arial" w:cs="Arial"/>
+          <w:sz w:val="24"/>
+          <w:szCs w:val="24"/>
+        </w:rPr>
+        <w:t xml:space="preserve">ingida al contexto recuperado; cada respuesta incorpora evidencia utilizada y nivel de confianza; cuando la recuperación no logra respaldo suficiente, el sistema evita afirmar conclusiones y </w:t>
+      </w:r>
+      <w:proofErr w:type="spellStart"/>
+      <w:r>
+        <w:rPr>
+          <w:rFonts w:ascii="Arial" w:hAnsi="Arial" w:cs="Arial"/>
+          <w:sz w:val="24"/>
+          <w:szCs w:val="24"/>
+        </w:rPr>
+        <w:t>deriva</w:t>
+      </w:r>
+      <w:proofErr w:type="spellEnd"/>
+      <w:r>
+        <w:rPr>
+          <w:rFonts w:ascii="Arial" w:hAnsi="Arial" w:cs="Arial"/>
+          <w:sz w:val="24"/>
+          <w:szCs w:val="24"/>
+        </w:rPr>
+        <w:t xml:space="preserve"> </w:t>
+      </w:r>
+      <w:proofErr w:type="spellStart"/>
+      <w:r>
+        <w:rPr>
+          <w:rFonts w:ascii="Arial" w:hAnsi="Arial" w:cs="Arial"/>
+          <w:sz w:val="24"/>
+          <w:szCs w:val="24"/>
+        </w:rPr>
+        <w:t>el</w:t>
+      </w:r>
+      <w:proofErr w:type="spellEnd"/>
+      <w:r>
+        <w:rPr>
+          <w:rFonts w:ascii="Arial" w:hAnsi="Arial" w:cs="Arial"/>
+          <w:sz w:val="24"/>
+          <w:szCs w:val="24"/>
+        </w:rPr>
+        <w:t xml:space="preserve"> </w:t>
       </w:r>
       <w:proofErr w:type="spellStart"/>
       <w:r>
@@ -3524,7 +3827,15 @@
           <w:sz w:val="28"/>
         </w:rPr>
         <w:lastRenderedPageBreak/>
-        <w:t>4. Arquitectura propuesta de la solución (IE5–IE6)</w:t>
+        <w:t xml:space="preserve">4. </w:t>
+      </w:r>
+      <w:r>
+        <w:rPr>
+          <w:rFonts w:ascii="Arial" w:hAnsi="Arial" w:cs="Arial"/>
+          <w:color w:val="000000" w:themeColor="text1"/>
+          <w:sz w:val="28"/>
+        </w:rPr>
+        <w:t>Arquitectura propuesta de la solución (IE5–IE6)</w:t>
       </w:r>
     </w:p>
     <w:p>
@@ -3551,7 +3862,25 @@
           <w:sz w:val="24"/>
           <w:szCs w:val="24"/>
         </w:rPr>
-        <w:t xml:space="preserve">para facilitar mantenimiento, escalabilidad y control operacional. El orquestador coordina la clasificación, la recuperación de evidencia, la generación de respuesta, la validación de confianza y </w:t>
+        <w:t xml:space="preserve">para facilitar mantenimiento, escalabilidad y control operacional. El orquestador coordina la clasificación, la recuperación de evidencia, la generación de respuesta, la validación de </w:t>
+      </w:r>
+      <w:proofErr w:type="spellStart"/>
+      <w:r>
+        <w:rPr>
+          <w:rFonts w:ascii="Arial" w:hAnsi="Arial" w:cs="Arial"/>
+          <w:sz w:val="24"/>
+          <w:szCs w:val="24"/>
+        </w:rPr>
+        <w:t>confianza</w:t>
+      </w:r>
+      <w:proofErr w:type="spellEnd"/>
+      <w:r>
+        <w:rPr>
+          <w:rFonts w:ascii="Arial" w:hAnsi="Arial" w:cs="Arial"/>
+          <w:sz w:val="24"/>
+          <w:szCs w:val="24"/>
+        </w:rPr>
+        <w:t xml:space="preserve"> y </w:t>
       </w:r>
       <w:proofErr w:type="spellStart"/>
       <w:r>
@@ -3713,7 +4042,17 @@
           <w:sz w:val="24"/>
           <w:szCs w:val="24"/>
         </w:rPr>
-        <w:t xml:space="preserve">Figura 1. Arquitectura lógica del agente LLM + RAG para la mesa de </w:t>
+        <w:t>Figura 1. Arquitectura lógi</w:t>
+      </w:r>
+      <w:r>
+        <w:rPr>
+          <w:rFonts w:ascii="Arial" w:hAnsi="Arial" w:cs="Arial"/>
+          <w:i/>
+          <w:color w:val="5A5A5A"/>
+          <w:sz w:val="24"/>
+          <w:szCs w:val="24"/>
+        </w:rPr>
+        <w:t xml:space="preserve">ca del agente LLM + RAG para la mesa de </w:t>
       </w:r>
       <w:proofErr w:type="spellStart"/>
       <w:r>
@@ -4108,7 +4447,15 @@
                 <w:sz w:val="24"/>
                 <w:szCs w:val="24"/>
               </w:rPr>
-              <w:t>Asigna nivel de confianza, verifica suficiencia de evidencia y decide si corresponde escalar.</w:t>
+              <w:t xml:space="preserve">Asigna nivel de confianza, verifica </w:t>
+            </w:r>
+            <w:r>
+              <w:rPr>
+                <w:rFonts w:ascii="Arial" w:hAnsi="Arial" w:cs="Arial"/>
+                <w:sz w:val="24"/>
+                <w:szCs w:val="24"/>
+              </w:rPr>
+              <w:t>suficiencia de evidencia y decide si corresponde escalar.</w:t>
             </w:r>
           </w:p>
         </w:tc>
@@ -4304,8 +4651,9 @@
           <w:szCs w:val="24"/>
           <w:lang w:val="es-CL"/>
         </w:rPr>
-        <w:t xml:space="preserve"> sin</w:t>
-      </w:r>
+        <w:t xml:space="preserve"> sin documentos, que responde principalmente desde conocimiento general del modelo, RAG permite consultar información relevante antes de generar la respuesta. Esto mejora la </w:t>
+      </w:r>
+      <w:proofErr w:type="spellStart"/>
       <w:r>
         <w:rPr>
           <w:rFonts w:ascii="Arial" w:hAnsi="Arial" w:cs="Arial"/>
@@ -4313,35 +4661,7 @@
           <w:szCs w:val="24"/>
           <w:lang w:val="es-CL"/>
         </w:rPr>
-        <w:t xml:space="preserve"> documentos</w:t>
-      </w:r>
-      <w:r>
-        <w:rPr>
-          <w:rFonts w:ascii="Arial" w:hAnsi="Arial" w:cs="Arial"/>
-          <w:sz w:val="24"/>
-          <w:szCs w:val="24"/>
-          <w:lang w:val="es-CL"/>
-        </w:rPr>
-        <w:t xml:space="preserve">, que responde principalmente desde conocimiento general del modelo, RAG permite consultar información relevante antes de generar la respuesta. Esto mejora la </w:t>
-      </w:r>
-      <w:proofErr w:type="spellStart"/>
-      <w:r>
-        <w:rPr>
-          <w:rFonts w:ascii="Arial" w:hAnsi="Arial" w:cs="Arial"/>
-          <w:sz w:val="24"/>
-          <w:szCs w:val="24"/>
-          <w:lang w:val="es-CL"/>
-        </w:rPr>
-        <w:t>calidad</w:t>
-      </w:r>
-      <w:r>
-        <w:rPr>
-          <w:rFonts w:ascii="Arial" w:hAnsi="Arial" w:cs="Arial"/>
-          <w:sz w:val="24"/>
-          <w:szCs w:val="24"/>
-          <w:lang w:val="es-CL"/>
-        </w:rPr>
-        <w:t>de</w:t>
+        <w:t>calidadde</w:t>
       </w:r>
       <w:proofErr w:type="spellEnd"/>
       <w:r>
@@ -4467,7 +4787,7 @@
           <w:sz w:val="24"/>
           <w:szCs w:val="24"/>
         </w:rPr>
-        <w:t xml:space="preserve"> la confianza del </w:t>
+        <w:t xml:space="preserve"> la </w:t>
       </w:r>
       <w:proofErr w:type="spellStart"/>
       <w:r>
@@ -4476,6 +4796,24 @@
           <w:sz w:val="24"/>
           <w:szCs w:val="24"/>
         </w:rPr>
+        <w:t>confianza</w:t>
+      </w:r>
+      <w:proofErr w:type="spellEnd"/>
+      <w:r>
+        <w:rPr>
+          <w:rFonts w:ascii="Arial" w:hAnsi="Arial" w:cs="Arial"/>
+          <w:sz w:val="24"/>
+          <w:szCs w:val="24"/>
+        </w:rPr>
+        <w:t xml:space="preserve"> del </w:t>
+      </w:r>
+      <w:proofErr w:type="spellStart"/>
+      <w:r>
+        <w:rPr>
+          <w:rFonts w:ascii="Arial" w:hAnsi="Arial" w:cs="Arial"/>
+          <w:sz w:val="24"/>
+          <w:szCs w:val="24"/>
+        </w:rPr>
         <w:t>sistema</w:t>
       </w:r>
       <w:proofErr w:type="spellEnd"/>
@@ -4485,7 +4823,7 @@
           <w:sz w:val="24"/>
           <w:szCs w:val="24"/>
         </w:rPr>
-        <w:t xml:space="preserve"> es baja o la </w:t>
+        <w:t xml:space="preserve"> es </w:t>
       </w:r>
       <w:proofErr w:type="spellStart"/>
       <w:r>
@@ -4494,6 +4832,24 @@
           <w:sz w:val="24"/>
           <w:szCs w:val="24"/>
         </w:rPr>
+        <w:t>baja</w:t>
+      </w:r>
+      <w:proofErr w:type="spellEnd"/>
+      <w:r>
+        <w:rPr>
+          <w:rFonts w:ascii="Arial" w:hAnsi="Arial" w:cs="Arial"/>
+          <w:sz w:val="24"/>
+          <w:szCs w:val="24"/>
+        </w:rPr>
+        <w:t xml:space="preserve"> o la </w:t>
+      </w:r>
+      <w:proofErr w:type="spellStart"/>
+      <w:r>
+        <w:rPr>
+          <w:rFonts w:ascii="Arial" w:hAnsi="Arial" w:cs="Arial"/>
+          <w:sz w:val="24"/>
+          <w:szCs w:val="24"/>
+        </w:rPr>
         <w:t>evidencia</w:t>
       </w:r>
       <w:proofErr w:type="spellEnd"/>
@@ -4557,7 +4913,25 @@
           <w:sz w:val="24"/>
           <w:szCs w:val="24"/>
         </w:rPr>
-        <w:t xml:space="preserve">. Esta </w:t>
+        <w:t xml:space="preserve">. </w:t>
+      </w:r>
+      <w:proofErr w:type="spellStart"/>
+      <w:r>
+        <w:rPr>
+          <w:rFonts w:ascii="Arial" w:hAnsi="Arial" w:cs="Arial"/>
+          <w:sz w:val="24"/>
+          <w:szCs w:val="24"/>
+        </w:rPr>
+        <w:t>Esta</w:t>
+      </w:r>
+      <w:proofErr w:type="spellEnd"/>
+      <w:r>
+        <w:rPr>
+          <w:rFonts w:ascii="Arial" w:hAnsi="Arial" w:cs="Arial"/>
+          <w:sz w:val="24"/>
+          <w:szCs w:val="24"/>
+        </w:rPr>
+        <w:t xml:space="preserve"> </w:t>
       </w:r>
       <w:proofErr w:type="spellStart"/>
       <w:r>
@@ -4769,7 +5143,7 @@
 </file>
 
 <file path=word/endnotes.xml><?xml version="1.0" encoding="utf-8"?>
-<w:endnotes xmlns:wpc="http://schemas.microsoft.com/office/word/2010/wordprocessingCanvas" xmlns:cx="http://schemas.microsoft.com/office/drawing/2014/chartex" xmlns:cx1="http://schemas.microsoft.com/office/drawing/2015/9/8/chartex" xmlns:cx2="http://schemas.microsoft.com/office/drawing/2015/10/21/chartex" xmlns:cx3="http://schemas.microsoft.com/office/drawing/2016/5/9/chartex" xmlns:cx4="http://schemas.microsoft.com/office/drawing/2016/5/10/chartex" xmlns:cx5="http://schemas.microsoft.com/office/drawing/2016/5/11/chartex" xmlns:cx6="http://schemas.microsoft.com/office/drawing/2016/5/12/chartex" xmlns:cx7="http://schemas.microsoft.com/office/drawing/2016/5/13/chartex" xmlns:cx8="http://schemas.microsoft.com/office/drawing/2016/5/14/chartex" xmlns:mc="http://schemas.openxmlformats.org/markup-compatibility/2006" xmlns:aink="http://schemas.microsoft.com/office/drawing/2016/ink" xmlns:am3d="http://schemas.microsoft.com/office/drawing/2017/model3d" xmlns:o="urn:schemas-microsoft-com:office:office" xmlns:oel="http://schemas.microsoft.com/office/2019/extlst" xmlns:r="http://schemas.openxmlformats.org/officeDocument/2006/relationships" xmlns:m="http://schemas.openxmlformats.org/officeDocument/2006/math" xmlns:v="urn:schemas-microsoft-com:vml" xmlns:wp14="http://schemas.microsoft.com/office/word/2010/wordprocessingDrawing" xmlns:wp="http://schemas.openxmlformats.org/drawingml/2006/wordprocessingDrawing" xmlns:w10="urn:schemas-microsoft-com:office:word" xmlns:w="http://schemas.openxmlformats.org/wordprocessingml/2006/main" xmlns:w14="http://schemas.microsoft.com/office/word/2010/wordml" xmlns:w15="http://schemas.microsoft.com/office/word/2012/wordml" xmlns:w16cex="http://schemas.microsoft.com/office/word/2018/wordml/cex" xmlns:w16cid="http://schemas.microsoft.com/office/word/2016/wordml/cid" xmlns:w16="http://schemas.microsoft.com/office/word/2018/wordml" xmlns:w16du="http://schemas.microsoft.com/office/word/2023/wordml/word16du" xmlns:w16sdtdh="http://schemas.microsoft.com/office/word/2020/wordml/sdtdatahash" xmlns:w16sdtfl="http://schemas.microsoft.com/office/word/2024/wordml/sdtformatlock" xmlns:w16se="http://schemas.microsoft.com/office/word/2015/wordml/symex" xmlns:wpg="http://schemas.microsoft.com/office/word/2010/wordprocessingGroup" xmlns:wpi="http://schemas.microsoft.com/office/word/2010/wordprocessingInk" xmlns:wne="http://schemas.microsoft.com/office/word/2006/wordml" xmlns:wps="http://schemas.microsoft.com/office/word/2010/wordprocessingShape" mc:Ignorable="w14 w15 w16se w16cid w16 w16cex w16sdtdh w16sdtfl w16du wp14">
+<w:endnotes xmlns:wpc="http://schemas.microsoft.com/office/word/2010/wordprocessingCanvas" xmlns:cx="http://schemas.microsoft.com/office/drawing/2014/chartex" xmlns:cx1="http://schemas.microsoft.com/office/drawing/2015/9/8/chartex" xmlns:cx2="http://schemas.microsoft.com/office/drawing/2015/10/21/chartex" xmlns:cx3="http://schemas.microsoft.com/office/drawing/2016/5/9/chartex" xmlns:cx4="http://schemas.microsoft.com/office/drawing/2016/5/10/chartex" xmlns:cx5="http://schemas.microsoft.com/office/drawing/2016/5/11/chartex" xmlns:cx6="http://schemas.microsoft.com/office/drawing/2016/5/12/chartex" xmlns:cx7="http://schemas.microsoft.com/office/drawing/2016/5/13/chartex" xmlns:cx8="http://schemas.microsoft.com/office/drawing/2016/5/14/chartex" xmlns:mc="http://schemas.openxmlformats.org/markup-compatibility/2006" xmlns:aink="http://schemas.microsoft.com/office/drawing/2016/ink" xmlns:am3d="http://schemas.microsoft.com/office/drawing/2017/model3d" xmlns:o="urn:schemas-microsoft-com:office:office" xmlns:r="http://schemas.openxmlformats.org/officeDocument/2006/relationships" xmlns:m="http://schemas.openxmlformats.org/officeDocument/2006/math" xmlns:v="urn:schemas-microsoft-com:vml" xmlns:wp14="http://schemas.microsoft.com/office/word/2010/wordprocessingDrawing" xmlns:wp="http://schemas.openxmlformats.org/drawingml/2006/wordprocessingDrawing" xmlns:w10="urn:schemas-microsoft-com:office:word" xmlns:w="http://schemas.openxmlformats.org/wordprocessingml/2006/main" xmlns:w14="http://schemas.microsoft.com/office/word/2010/wordml" xmlns:w15="http://schemas.microsoft.com/office/word/2012/wordml" xmlns:w16cex="http://schemas.microsoft.com/office/word/2018/wordml/cex" xmlns:w16cid="http://schemas.microsoft.com/office/word/2016/wordml/cid" xmlns:w16="http://schemas.microsoft.com/office/word/2018/wordml" xmlns:w16sdtdh="http://schemas.microsoft.com/office/word/2020/wordml/sdtdatahash" xmlns:w16se="http://schemas.microsoft.com/office/word/2015/wordml/symex" xmlns:wpg="http://schemas.microsoft.com/office/word/2010/wordprocessingGroup" xmlns:wpi="http://schemas.microsoft.com/office/word/2010/wordprocessingInk" xmlns:wne="http://schemas.microsoft.com/office/word/2006/wordml" xmlns:wps="http://schemas.microsoft.com/office/word/2010/wordprocessingShape" mc:Ignorable="w14 w15 w16se w16cid w16 w16cex w16sdtdh wp14">
   <w:endnote w:type="separator" w:id="-1">
     <w:p>
       <w:pPr>
@@ -4794,7 +5168,7 @@
 </file>
 
 <file path=word/footer1.xml><?xml version="1.0" encoding="utf-8"?>
-<w:ftr xmlns:wpc="http://schemas.microsoft.com/office/word/2010/wordprocessingCanvas" xmlns:cx="http://schemas.microsoft.com/office/drawing/2014/chartex" xmlns:cx1="http://schemas.microsoft.com/office/drawing/2015/9/8/chartex" xmlns:cx2="http://schemas.microsoft.com/office/drawing/2015/10/21/chartex" xmlns:cx3="http://schemas.microsoft.com/office/drawing/2016/5/9/chartex" xmlns:cx4="http://schemas.microsoft.com/office/drawing/2016/5/10/chartex" xmlns:cx5="http://schemas.microsoft.com/office/drawing/2016/5/11/chartex" xmlns:cx6="http://schemas.microsoft.com/office/drawing/2016/5/12/chartex" xmlns:cx7="http://schemas.microsoft.com/office/drawing/2016/5/13/chartex" xmlns:cx8="http://schemas.microsoft.com/office/drawing/2016/5/14/chartex" xmlns:mc="http://schemas.openxmlformats.org/markup-compatibility/2006" xmlns:aink="http://schemas.microsoft.com/office/drawing/2016/ink" xmlns:am3d="http://schemas.microsoft.com/office/drawing/2017/model3d" xmlns:o="urn:schemas-microsoft-com:office:office" xmlns:oel="http://schemas.microsoft.com/office/2019/extlst" xmlns:r="http://schemas.openxmlformats.org/officeDocument/2006/relationships" xmlns:m="http://schemas.openxmlformats.org/officeDocument/2006/math" xmlns:v="urn:schemas-microsoft-com:vml" xmlns:wp14="http://schemas.microsoft.com/office/word/2010/wordprocessingDrawing" xmlns:wp="http://schemas.openxmlformats.org/drawingml/2006/wordprocessingDrawing" xmlns:w10="urn:schemas-microsoft-com:office:word" xmlns:w="http://schemas.openxmlformats.org/wordprocessingml/2006/main" xmlns:w14="http://schemas.microsoft.com/office/word/2010/wordml" xmlns:w15="http://schemas.microsoft.com/office/word/2012/wordml" xmlns:w16cex="http://schemas.microsoft.com/office/word/2018/wordml/cex" xmlns:w16cid="http://schemas.microsoft.com/office/word/2016/wordml/cid" xmlns:w16="http://schemas.microsoft.com/office/word/2018/wordml" xmlns:w16du="http://schemas.microsoft.com/office/word/2023/wordml/word16du" xmlns:w16sdtdh="http://schemas.microsoft.com/office/word/2020/wordml/sdtdatahash" xmlns:w16sdtfl="http://schemas.microsoft.com/office/word/2024/wordml/sdtformatlock" xmlns:w16se="http://schemas.microsoft.com/office/word/2015/wordml/symex" xmlns:wpg="http://schemas.microsoft.com/office/word/2010/wordprocessingGroup" xmlns:wpi="http://schemas.microsoft.com/office/word/2010/wordprocessingInk" xmlns:wne="http://schemas.microsoft.com/office/word/2006/wordml" xmlns:wps="http://schemas.microsoft.com/office/word/2010/wordprocessingShape" mc:Ignorable="w14 w15 w16se w16cid w16 w16cex w16sdtdh w16sdtfl w16du wp14">
+<w:ftr xmlns:wpc="http://schemas.microsoft.com/office/word/2010/wordprocessingCanvas" xmlns:cx="http://schemas.microsoft.com/office/drawing/2014/chartex" xmlns:cx1="http://schemas.microsoft.com/office/drawing/2015/9/8/chartex" xmlns:cx2="http://schemas.microsoft.com/office/drawing/2015/10/21/chartex" xmlns:cx3="http://schemas.microsoft.com/office/drawing/2016/5/9/chartex" xmlns:cx4="http://schemas.microsoft.com/office/drawing/2016/5/10/chartex" xmlns:cx5="http://schemas.microsoft.com/office/drawing/2016/5/11/chartex" xmlns:cx6="http://schemas.microsoft.com/office/drawing/2016/5/12/chartex" xmlns:cx7="http://schemas.microsoft.com/office/drawing/2016/5/13/chartex" xmlns:cx8="http://schemas.microsoft.com/office/drawing/2016/5/14/chartex" xmlns:mc="http://schemas.openxmlformats.org/markup-compatibility/2006" xmlns:aink="http://schemas.microsoft.com/office/drawing/2016/ink" xmlns:am3d="http://schemas.microsoft.com/office/drawing/2017/model3d" xmlns:o="urn:schemas-microsoft-com:office:office" xmlns:r="http://schemas.openxmlformats.org/officeDocument/2006/relationships" xmlns:m="http://schemas.openxmlformats.org/officeDocument/2006/math" xmlns:v="urn:schemas-microsoft-com:vml" xmlns:wp14="http://schemas.microsoft.com/office/word/2010/wordprocessingDrawing" xmlns:wp="http://schemas.openxmlformats.org/drawingml/2006/wordprocessingDrawing" xmlns:w10="urn:schemas-microsoft-com:office:word" xmlns:w="http://schemas.openxmlformats.org/wordprocessingml/2006/main" xmlns:w14="http://schemas.microsoft.com/office/word/2010/wordml" xmlns:w15="http://schemas.microsoft.com/office/word/2012/wordml" xmlns:w16cex="http://schemas.microsoft.com/office/word/2018/wordml/cex" xmlns:w16cid="http://schemas.microsoft.com/office/word/2016/wordml/cid" xmlns:w16="http://schemas.microsoft.com/office/word/2018/wordml" xmlns:w16sdtdh="http://schemas.microsoft.com/office/word/2020/wordml/sdtdatahash" xmlns:w16se="http://schemas.microsoft.com/office/word/2015/wordml/symex" xmlns:wpg="http://schemas.microsoft.com/office/word/2010/wordprocessingGroup" xmlns:wpi="http://schemas.microsoft.com/office/word/2010/wordprocessingInk" xmlns:wne="http://schemas.microsoft.com/office/word/2006/wordml" xmlns:wps="http://schemas.microsoft.com/office/word/2010/wordprocessingShape" mc:Ignorable="w14 w15 w16se w16cid w16 w16cex w16sdtdh wp14">
   <w:p>
     <w:pPr>
       <w:pStyle w:val="Piedepgina"/>
@@ -4830,7 +5204,7 @@
 </file>
 
 <file path=word/footnotes.xml><?xml version="1.0" encoding="utf-8"?>
-<w:footnotes xmlns:wpc="http://schemas.microsoft.com/office/word/2010/wordprocessingCanvas" xmlns:cx="http://schemas.microsoft.com/office/drawing/2014/chartex" xmlns:cx1="http://schemas.microsoft.com/office/drawing/2015/9/8/chartex" xmlns:cx2="http://schemas.microsoft.com/office/drawing/2015/10/21/chartex" xmlns:cx3="http://schemas.microsoft.com/office/drawing/2016/5/9/chartex" xmlns:cx4="http://schemas.microsoft.com/office/drawing/2016/5/10/chartex" xmlns:cx5="http://schemas.microsoft.com/office/drawing/2016/5/11/chartex" xmlns:cx6="http://schemas.microsoft.com/office/drawing/2016/5/12/chartex" xmlns:cx7="http://schemas.microsoft.com/office/drawing/2016/5/13/chartex" xmlns:cx8="http://schemas.microsoft.com/office/drawing/2016/5/14/chartex" xmlns:mc="http://schemas.openxmlformats.org/markup-compatibility/2006" xmlns:aink="http://schemas.microsoft.com/office/drawing/2016/ink" xmlns:am3d="http://schemas.microsoft.com/office/drawing/2017/model3d" xmlns:o="urn:schemas-microsoft-com:office:office" xmlns:oel="http://schemas.microsoft.com/office/2019/extlst" xmlns:r="http://schemas.openxmlformats.org/officeDocument/2006/relationships" xmlns:m="http://schemas.openxmlformats.org/officeDocument/2006/math" xmlns:v="urn:schemas-microsoft-com:vml" xmlns:wp14="http://schemas.microsoft.com/office/word/2010/wordprocessingDrawing" xmlns:wp="http://schemas.openxmlformats.org/drawingml/2006/wordprocessingDrawing" xmlns:w10="urn:schemas-microsoft-com:office:word" xmlns:w="http://schemas.openxmlformats.org/wordprocessingml/2006/main" xmlns:w14="http://schemas.microsoft.com/office/word/2010/wordml" xmlns:w15="http://schemas.microsoft.com/office/word/2012/wordml" xmlns:w16cex="http://schemas.microsoft.com/office/word/2018/wordml/cex" xmlns:w16cid="http://schemas.microsoft.com/office/word/2016/wordml/cid" xmlns:w16="http://schemas.microsoft.com/office/word/2018/wordml" xmlns:w16du="http://schemas.microsoft.com/office/word/2023/wordml/word16du" xmlns:w16sdtdh="http://schemas.microsoft.com/office/word/2020/wordml/sdtdatahash" xmlns:w16sdtfl="http://schemas.microsoft.com/office/word/2024/wordml/sdtformatlock" xmlns:w16se="http://schemas.microsoft.com/office/word/2015/wordml/symex" xmlns:wpg="http://schemas.microsoft.com/office/word/2010/wordprocessingGroup" xmlns:wpi="http://schemas.microsoft.com/office/word/2010/wordprocessingInk" xmlns:wne="http://schemas.microsoft.com/office/word/2006/wordml" xmlns:wps="http://schemas.microsoft.com/office/word/2010/wordprocessingShape" mc:Ignorable="w14 w15 w16se w16cid w16 w16cex w16sdtdh w16sdtfl w16du wp14">
+<w:footnotes xmlns:wpc="http://schemas.microsoft.com/office/word/2010/wordprocessingCanvas" xmlns:cx="http://schemas.microsoft.com/office/drawing/2014/chartex" xmlns:cx1="http://schemas.microsoft.com/office/drawing/2015/9/8/chartex" xmlns:cx2="http://schemas.microsoft.com/office/drawing/2015/10/21/chartex" xmlns:cx3="http://schemas.microsoft.com/office/drawing/2016/5/9/chartex" xmlns:cx4="http://schemas.microsoft.com/office/drawing/2016/5/10/chartex" xmlns:cx5="http://schemas.microsoft.com/office/drawing/2016/5/11/chartex" xmlns:cx6="http://schemas.microsoft.com/office/drawing/2016/5/12/chartex" xmlns:cx7="http://schemas.microsoft.com/office/drawing/2016/5/13/chartex" xmlns:cx8="http://schemas.microsoft.com/office/drawing/2016/5/14/chartex" xmlns:mc="http://schemas.openxmlformats.org/markup-compatibility/2006" xmlns:aink="http://schemas.microsoft.com/office/drawing/2016/ink" xmlns:am3d="http://schemas.microsoft.com/office/drawing/2017/model3d" xmlns:o="urn:schemas-microsoft-com:office:office" xmlns:r="http://schemas.openxmlformats.org/officeDocument/2006/relationships" xmlns:m="http://schemas.openxmlformats.org/officeDocument/2006/math" xmlns:v="urn:schemas-microsoft-com:vml" xmlns:wp14="http://schemas.microsoft.com/office/word/2010/wordprocessingDrawing" xmlns:wp="http://schemas.openxmlformats.org/drawingml/2006/wordprocessingDrawing" xmlns:w10="urn:schemas-microsoft-com:office:word" xmlns:w="http://schemas.openxmlformats.org/wordprocessingml/2006/main" xmlns:w14="http://schemas.microsoft.com/office/word/2010/wordml" xmlns:w15="http://schemas.microsoft.com/office/word/2012/wordml" xmlns:w16cex="http://schemas.microsoft.com/office/word/2018/wordml/cex" xmlns:w16cid="http://schemas.microsoft.com/office/word/2016/wordml/cid" xmlns:w16="http://schemas.microsoft.com/office/word/2018/wordml" xmlns:w16sdtdh="http://schemas.microsoft.com/office/word/2020/wordml/sdtdatahash" xmlns:w16se="http://schemas.microsoft.com/office/word/2015/wordml/symex" xmlns:wpg="http://schemas.microsoft.com/office/word/2010/wordprocessingGroup" xmlns:wpi="http://schemas.microsoft.com/office/word/2010/wordprocessingInk" xmlns:wne="http://schemas.microsoft.com/office/word/2006/wordml" xmlns:wps="http://schemas.microsoft.com/office/word/2010/wordprocessingShape" mc:Ignorable="w14 w15 w16se w16cid w16 w16cex w16sdtdh wp14">
   <w:footnote w:type="separator" w:id="-1">
     <w:p>
       <w:pPr>
@@ -4855,7 +5229,7 @@
 </file>
 
 <file path=word/numbering.xml><?xml version="1.0" encoding="utf-8"?>
-<w:numbering xmlns:wpc="http://schemas.microsoft.com/office/word/2010/wordprocessingCanvas" xmlns:cx="http://schemas.microsoft.com/office/drawing/2014/chartex" xmlns:cx1="http://schemas.microsoft.com/office/drawing/2015/9/8/chartex" xmlns:cx2="http://schemas.microsoft.com/office/drawing/2015/10/21/chartex" xmlns:cx3="http://schemas.microsoft.com/office/drawing/2016/5/9/chartex" xmlns:cx4="http://schemas.microsoft.com/office/drawing/2016/5/10/chartex" xmlns:cx5="http://schemas.microsoft.com/office/drawing/2016/5/11/chartex" xmlns:cx6="http://schemas.microsoft.com/office/drawing/2016/5/12/chartex" xmlns:cx7="http://schemas.microsoft.com/office/drawing/2016/5/13/chartex" xmlns:cx8="http://schemas.microsoft.com/office/drawing/2016/5/14/chartex" xmlns:mc="http://schemas.openxmlformats.org/markup-compatibility/2006" xmlns:aink="http://schemas.microsoft.com/office/drawing/2016/ink" xmlns:am3d="http://schemas.microsoft.com/office/drawing/2017/model3d" xmlns:o="urn:schemas-microsoft-com:office:office" xmlns:oel="http://schemas.microsoft.com/office/2019/extlst" xmlns:r="http://schemas.openxmlformats.org/officeDocument/2006/relationships" xmlns:m="http://schemas.openxmlformats.org/officeDocument/2006/math" xmlns:v="urn:schemas-microsoft-com:vml" xmlns:wp14="http://schemas.microsoft.com/office/word/2010/wordprocessingDrawing" xmlns:wp="http://schemas.openxmlformats.org/drawingml/2006/wordprocessingDrawing" xmlns:w10="urn:schemas-microsoft-com:office:word" xmlns:w="http://schemas.openxmlformats.org/wordprocessingml/2006/main" xmlns:w14="http://schemas.microsoft.com/office/word/2010/wordml" xmlns:w15="http://schemas.microsoft.com/office/word/2012/wordml" xmlns:w16cex="http://schemas.microsoft.com/office/word/2018/wordml/cex" xmlns:w16cid="http://schemas.microsoft.com/office/word/2016/wordml/cid" xmlns:w16="http://schemas.microsoft.com/office/word/2018/wordml" xmlns:w16du="http://schemas.microsoft.com/office/word/2023/wordml/word16du" xmlns:w16sdtdh="http://schemas.microsoft.com/office/word/2020/wordml/sdtdatahash" xmlns:w16sdtfl="http://schemas.microsoft.com/office/word/2024/wordml/sdtformatlock" xmlns:w16se="http://schemas.microsoft.com/office/word/2015/wordml/symex" xmlns:wpg="http://schemas.microsoft.com/office/word/2010/wordprocessingGroup" xmlns:wpi="http://schemas.microsoft.com/office/word/2010/wordprocessingInk" xmlns:wne="http://schemas.microsoft.com/office/word/2006/wordml" xmlns:wps="http://schemas.microsoft.com/office/word/2010/wordprocessingShape" mc:Ignorable="w14 w15 w16se w16cid w16 w16cex w16sdtdh w16sdtfl w16du wp14">
+<w:numbering xmlns:wpc="http://schemas.microsoft.com/office/word/2010/wordprocessingCanvas" xmlns:cx="http://schemas.microsoft.com/office/drawing/2014/chartex" xmlns:cx1="http://schemas.microsoft.com/office/drawing/2015/9/8/chartex" xmlns:cx2="http://schemas.microsoft.com/office/drawing/2015/10/21/chartex" xmlns:cx3="http://schemas.microsoft.com/office/drawing/2016/5/9/chartex" xmlns:cx4="http://schemas.microsoft.com/office/drawing/2016/5/10/chartex" xmlns:cx5="http://schemas.microsoft.com/office/drawing/2016/5/11/chartex" xmlns:cx6="http://schemas.microsoft.com/office/drawing/2016/5/12/chartex" xmlns:cx7="http://schemas.microsoft.com/office/drawing/2016/5/13/chartex" xmlns:cx8="http://schemas.microsoft.com/office/drawing/2016/5/14/chartex" xmlns:mc="http://schemas.openxmlformats.org/markup-compatibility/2006" xmlns:aink="http://schemas.microsoft.com/office/drawing/2016/ink" xmlns:am3d="http://schemas.microsoft.com/office/drawing/2017/model3d" xmlns:o="urn:schemas-microsoft-com:office:office" xmlns:r="http://schemas.openxmlformats.org/officeDocument/2006/relationships" xmlns:m="http://schemas.openxmlformats.org/officeDocument/2006/math" xmlns:v="urn:schemas-microsoft-com:vml" xmlns:wp14="http://schemas.microsoft.com/office/word/2010/wordprocessingDrawing" xmlns:wp="http://schemas.openxmlformats.org/drawingml/2006/wordprocessingDrawing" xmlns:w10="urn:schemas-microsoft-com:office:word" xmlns:w="http://schemas.openxmlformats.org/wordprocessingml/2006/main" xmlns:w14="http://schemas.microsoft.com/office/word/2010/wordml" xmlns:w15="http://schemas.microsoft.com/office/word/2012/wordml" xmlns:w16cex="http://schemas.microsoft.com/office/word/2018/wordml/cex" xmlns:w16cid="http://schemas.microsoft.com/office/word/2016/wordml/cid" xmlns:w16="http://schemas.microsoft.com/office/word/2018/wordml" xmlns:w16sdtdh="http://schemas.microsoft.com/office/word/2020/wordml/sdtdatahash" xmlns:w16se="http://schemas.microsoft.com/office/word/2015/wordml/symex" xmlns:wpg="http://schemas.microsoft.com/office/word/2010/wordprocessingGroup" xmlns:wpi="http://schemas.microsoft.com/office/word/2010/wordprocessingInk" xmlns:wne="http://schemas.microsoft.com/office/word/2006/wordml" xmlns:wps="http://schemas.microsoft.com/office/word/2010/wordprocessingShape" mc:Ignorable="w14 w15 w16se w16cid w16 w16cex w16sdtdh wp14">
   <w:abstractNum w:abstractNumId="0" w15:restartNumberingAfterBreak="0">
     <w:nsid w:val="FFFFFF7C"/>
     <w:multiLevelType w:val="singleLevel"/>
@@ -5027,38 +5401,38 @@
       </w:rPr>
     </w:lvl>
   </w:abstractNum>
-  <w:num w:numId="1" w16cid:durableId="774129866">
+  <w:num w:numId="1">
     <w:abstractNumId w:val="8"/>
   </w:num>
-  <w:num w:numId="2" w16cid:durableId="1891769607">
+  <w:num w:numId="2">
     <w:abstractNumId w:val="6"/>
   </w:num>
-  <w:num w:numId="3" w16cid:durableId="1063454935">
+  <w:num w:numId="3">
     <w:abstractNumId w:val="5"/>
   </w:num>
-  <w:num w:numId="4" w16cid:durableId="2125536378">
+  <w:num w:numId="4">
     <w:abstractNumId w:val="4"/>
   </w:num>
-  <w:num w:numId="5" w16cid:durableId="644970453">
+  <w:num w:numId="5">
     <w:abstractNumId w:val="7"/>
   </w:num>
-  <w:num w:numId="6" w16cid:durableId="1948732579">
+  <w:num w:numId="6">
     <w:abstractNumId w:val="3"/>
   </w:num>
-  <w:num w:numId="7" w16cid:durableId="372924894">
+  <w:num w:numId="7">
     <w:abstractNumId w:val="2"/>
   </w:num>
-  <w:num w:numId="8" w16cid:durableId="1180697897">
+  <w:num w:numId="8">
     <w:abstractNumId w:val="1"/>
   </w:num>
-  <w:num w:numId="9" w16cid:durableId="1524900973">
+  <w:num w:numId="9">
     <w:abstractNumId w:val="0"/>
   </w:num>
 </w:numbering>
 </file>
 
 <file path=word/styles.xml><?xml version="1.0" encoding="utf-8"?>
-<w:styles xmlns:mc="http://schemas.openxmlformats.org/markup-compatibility/2006" xmlns:r="http://schemas.openxmlformats.org/officeDocument/2006/relationships" xmlns:w="http://schemas.openxmlformats.org/wordprocessingml/2006/main" xmlns:w14="http://schemas.microsoft.com/office/word/2010/wordml" xmlns:w15="http://schemas.microsoft.com/office/word/2012/wordml" xmlns:w16cex="http://schemas.microsoft.com/office/word/2018/wordml/cex" xmlns:w16cid="http://schemas.microsoft.com/office/word/2016/wordml/cid" xmlns:w16="http://schemas.microsoft.com/office/word/2018/wordml" xmlns:w16du="http://schemas.microsoft.com/office/word/2023/wordml/word16du" xmlns:w16sdtdh="http://schemas.microsoft.com/office/word/2020/wordml/sdtdatahash" xmlns:w16sdtfl="http://schemas.microsoft.com/office/word/2024/wordml/sdtformatlock" xmlns:w16se="http://schemas.microsoft.com/office/word/2015/wordml/symex" mc:Ignorable="w14 w15 w16se w16cid w16 w16cex w16sdtdh w16sdtfl w16du">
+<w:styles xmlns:mc="http://schemas.openxmlformats.org/markup-compatibility/2006" xmlns:r="http://schemas.openxmlformats.org/officeDocument/2006/relationships" xmlns:w="http://schemas.openxmlformats.org/wordprocessingml/2006/main" xmlns:w14="http://schemas.microsoft.com/office/word/2010/wordml" xmlns:w15="http://schemas.microsoft.com/office/word/2012/wordml" xmlns:w16cex="http://schemas.microsoft.com/office/word/2018/wordml/cex" xmlns:w16cid="http://schemas.microsoft.com/office/word/2016/wordml/cid" xmlns:w16="http://schemas.microsoft.com/office/word/2018/wordml" xmlns:w16sdtdh="http://schemas.microsoft.com/office/word/2020/wordml/sdtdatahash" xmlns:w16se="http://schemas.microsoft.com/office/word/2015/wordml/symex" mc:Ignorable="w14 w15 w16se w16cid w16 w16cex w16sdtdh">
   <w:docDefaults>
     <w:rPrDefault>
       <w:rPr>
@@ -5664,6 +6038,7 @@
   <w:style w:type="character" w:default="1" w:styleId="Fuentedeprrafopredeter">
     <w:name w:val="Default Paragraph Font"/>
     <w:uiPriority w:val="1"/>
+    <w:semiHidden/>
     <w:unhideWhenUsed/>
   </w:style>
   <w:style w:type="table" w:default="1" w:styleId="Tablanormal">
@@ -6249,7 +6624,7 @@
       <w:szCs w:val="18"/>
     </w:rPr>
   </w:style>
-  <w:style w:type="character" w:styleId="Fuerte">
+  <w:style w:type="character" w:styleId="Textoennegrita">
     <w:name w:val="Strong"/>
     <w:basedOn w:val="Fuentedeprrafopredeter"/>
     <w:uiPriority w:val="22"/>
@@ -16452,7 +16827,7 @@
 </file>
 
 <file path=word/glossary/document.xml><?xml version="1.0" encoding="utf-8"?>
-<w:glossaryDocument xmlns:wpc="http://schemas.microsoft.com/office/word/2010/wordprocessingCanvas" xmlns:cx="http://schemas.microsoft.com/office/drawing/2014/chartex" xmlns:cx1="http://schemas.microsoft.com/office/drawing/2015/9/8/chartex" xmlns:cx2="http://schemas.microsoft.com/office/drawing/2015/10/21/chartex" xmlns:cx3="http://schemas.microsoft.com/office/drawing/2016/5/9/chartex" xmlns:cx4="http://schemas.microsoft.com/office/drawing/2016/5/10/chartex" xmlns:cx5="http://schemas.microsoft.com/office/drawing/2016/5/11/chartex" xmlns:cx6="http://schemas.microsoft.com/office/drawing/2016/5/12/chartex" xmlns:cx7="http://schemas.microsoft.com/office/drawing/2016/5/13/chartex" xmlns:cx8="http://schemas.microsoft.com/office/drawing/2016/5/14/chartex" xmlns:mc="http://schemas.openxmlformats.org/markup-compatibility/2006" xmlns:aink="http://schemas.microsoft.com/office/drawing/2016/ink" xmlns:am3d="http://schemas.microsoft.com/office/drawing/2017/model3d" xmlns:o="urn:schemas-microsoft-com:office:office" xmlns:oel="http://schemas.microsoft.com/office/2019/extlst" xmlns:r="http://schemas.openxmlformats.org/officeDocument/2006/relationships" xmlns:m="http://schemas.openxmlformats.org/officeDocument/2006/math" xmlns:v="urn:schemas-microsoft-com:vml" xmlns:wp14="http://schemas.microsoft.com/office/word/2010/wordprocessingDrawing" xmlns:wp="http://schemas.openxmlformats.org/drawingml/2006/wordprocessingDrawing" xmlns:w10="urn:schemas-microsoft-com:office:word" xmlns:w="http://schemas.openxmlformats.org/wordprocessingml/2006/main" xmlns:w14="http://schemas.microsoft.com/office/word/2010/wordml" xmlns:w15="http://schemas.microsoft.com/office/word/2012/wordml" xmlns:w16cex="http://schemas.microsoft.com/office/word/2018/wordml/cex" xmlns:w16cid="http://schemas.microsoft.com/office/word/2016/wordml/cid" xmlns:w16="http://schemas.microsoft.com/office/word/2018/wordml" xmlns:w16du="http://schemas.microsoft.com/office/word/2023/wordml/word16du" xmlns:w16sdtdh="http://schemas.microsoft.com/office/word/2020/wordml/sdtdatahash" xmlns:w16sdtfl="http://schemas.microsoft.com/office/word/2024/wordml/sdtformatlock" xmlns:w16se="http://schemas.microsoft.com/office/word/2015/wordml/symex" xmlns:wpg="http://schemas.microsoft.com/office/word/2010/wordprocessingGroup" xmlns:wpi="http://schemas.microsoft.com/office/word/2010/wordprocessingInk" xmlns:wne="http://schemas.microsoft.com/office/word/2006/wordml" xmlns:wps="http://schemas.microsoft.com/office/word/2010/wordprocessingShape" mc:Ignorable="w14 w15 w16se w16cid w16 w16cex w16sdtdh w16sdtfl w16du wp14">
+<w:glossaryDocument xmlns:wpc="http://schemas.microsoft.com/office/word/2010/wordprocessingCanvas" xmlns:cx="http://schemas.microsoft.com/office/drawing/2014/chartex" xmlns:cx1="http://schemas.microsoft.com/office/drawing/2015/9/8/chartex" xmlns:cx2="http://schemas.microsoft.com/office/drawing/2015/10/21/chartex" xmlns:cx3="http://schemas.microsoft.com/office/drawing/2016/5/9/chartex" xmlns:cx4="http://schemas.microsoft.com/office/drawing/2016/5/10/chartex" xmlns:cx5="http://schemas.microsoft.com/office/drawing/2016/5/11/chartex" xmlns:cx6="http://schemas.microsoft.com/office/drawing/2016/5/12/chartex" xmlns:cx7="http://schemas.microsoft.com/office/drawing/2016/5/13/chartex" xmlns:cx8="http://schemas.microsoft.com/office/drawing/2016/5/14/chartex" xmlns:mc="http://schemas.openxmlformats.org/markup-compatibility/2006" xmlns:aink="http://schemas.microsoft.com/office/drawing/2016/ink" xmlns:am3d="http://schemas.microsoft.com/office/drawing/2017/model3d" xmlns:o="urn:schemas-microsoft-com:office:office" xmlns:r="http://schemas.openxmlformats.org/officeDocument/2006/relationships" xmlns:m="http://schemas.openxmlformats.org/officeDocument/2006/math" xmlns:v="urn:schemas-microsoft-com:vml" xmlns:wp14="http://schemas.microsoft.com/office/word/2010/wordprocessingDrawing" xmlns:wp="http://schemas.openxmlformats.org/drawingml/2006/wordprocessingDrawing" xmlns:w10="urn:schemas-microsoft-com:office:word" xmlns:w="http://schemas.openxmlformats.org/wordprocessingml/2006/main" xmlns:w14="http://schemas.microsoft.com/office/word/2010/wordml" xmlns:w15="http://schemas.microsoft.com/office/word/2012/wordml" xmlns:w16cex="http://schemas.microsoft.com/office/word/2018/wordml/cex" xmlns:w16cid="http://schemas.microsoft.com/office/word/2016/wordml/cid" xmlns:w16="http://schemas.microsoft.com/office/word/2018/wordml" xmlns:w16sdtdh="http://schemas.microsoft.com/office/word/2020/wordml/sdtdatahash" xmlns:w16se="http://schemas.microsoft.com/office/word/2015/wordml/symex" xmlns:wpg="http://schemas.microsoft.com/office/word/2010/wordprocessingGroup" xmlns:wpi="http://schemas.microsoft.com/office/word/2010/wordprocessingInk" xmlns:wne="http://schemas.microsoft.com/office/word/2006/wordml" xmlns:wps="http://schemas.microsoft.com/office/word/2010/wordprocessingShape" mc:Ignorable="w14 w15 w16se w16cid w16 w16cex w16sdtdh wp14">
   <w:docParts>
     <w:docPart>
       <w:docPartPr>
@@ -16478,7 +16853,7 @@
             <w:rPr>
               <w:rFonts w:asciiTheme="majorHAnsi" w:eastAsiaTheme="majorEastAsia" w:hAnsiTheme="majorHAnsi" w:cstheme="majorBidi"/>
               <w:caps/>
-              <w:color w:val="156082" w:themeColor="accent1"/>
+              <w:color w:val="4472C4" w:themeColor="accent1"/>
               <w:sz w:val="80"/>
               <w:szCs w:val="80"/>
               <w:lang w:val="es-ES"/>
@@ -16493,7 +16868,7 @@
 </file>
 
 <file path=word/glossary/fontTable.xml><?xml version="1.0" encoding="utf-8"?>
-<w:fonts xmlns:mc="http://schemas.openxmlformats.org/markup-compatibility/2006" xmlns:r="http://schemas.openxmlformats.org/officeDocument/2006/relationships" xmlns:w="http://schemas.openxmlformats.org/wordprocessingml/2006/main" xmlns:w14="http://schemas.microsoft.com/office/word/2010/wordml" xmlns:w15="http://schemas.microsoft.com/office/word/2012/wordml" xmlns:w16cex="http://schemas.microsoft.com/office/word/2018/wordml/cex" xmlns:w16cid="http://schemas.microsoft.com/office/word/2016/wordml/cid" xmlns:w16="http://schemas.microsoft.com/office/word/2018/wordml" xmlns:w16du="http://schemas.microsoft.com/office/word/2023/wordml/word16du" xmlns:w16sdtdh="http://schemas.microsoft.com/office/word/2020/wordml/sdtdatahash" xmlns:w16sdtfl="http://schemas.microsoft.com/office/word/2024/wordml/sdtformatlock" xmlns:w16se="http://schemas.microsoft.com/office/word/2015/wordml/symex" mc:Ignorable="w14 w15 w16se w16cid w16 w16cex w16sdtdh w16sdtfl w16du">
+<w:fonts xmlns:mc="http://schemas.openxmlformats.org/markup-compatibility/2006" xmlns:r="http://schemas.openxmlformats.org/officeDocument/2006/relationships" xmlns:w="http://schemas.openxmlformats.org/wordprocessingml/2006/main" xmlns:w14="http://schemas.microsoft.com/office/word/2010/wordml" xmlns:w15="http://schemas.microsoft.com/office/word/2012/wordml" xmlns:w16cex="http://schemas.microsoft.com/office/word/2018/wordml/cex" xmlns:w16cid="http://schemas.microsoft.com/office/word/2016/wordml/cid" xmlns:w16="http://schemas.microsoft.com/office/word/2018/wordml" xmlns:w16sdtdh="http://schemas.microsoft.com/office/word/2020/wordml/sdtdatahash" xmlns:w16se="http://schemas.microsoft.com/office/word/2015/wordml/symex" mc:Ignorable="w14 w15 w16se w16cid w16 w16cex w16sdtdh">
   <w:font w:name="Symbol">
     <w:panose1 w:val="05050102010706020507"/>
     <w:charset w:val="02"/>
@@ -16516,6 +16891,7 @@
     <w:sig w:usb0="E00006FF" w:usb1="420024FF" w:usb2="02000000" w:usb3="00000000" w:csb0="0000019F" w:csb1="00000000"/>
   </w:font>
   <w:font w:name="MS Mincho">
+    <w:altName w:val="ＭＳ 明朝"/>
     <w:panose1 w:val="02020609040205080304"/>
     <w:charset w:val="80"/>
     <w:family w:val="modern"/>
@@ -16527,7 +16903,7 @@
     <w:charset w:val="00"/>
     <w:family w:val="swiss"/>
     <w:pitch w:val="variable"/>
-    <w:sig w:usb0="E4002EFF" w:usb1="C000247B" w:usb2="00000009" w:usb3="00000000" w:csb0="000001FF" w:csb1="00000000"/>
+    <w:sig w:usb0="E4002EFF" w:usb1="C200247B" w:usb2="00000009" w:usb3="00000000" w:csb0="000001FF" w:csb1="00000000"/>
   </w:font>
   <w:font w:name="MS Gothic">
     <w:altName w:val="ＭＳ ゴシック"/>
@@ -16551,23 +16927,18 @@
     <w:pitch w:val="variable"/>
     <w:sig w:usb0="E0002EFF" w:usb1="C000785B" w:usb2="00000009" w:usb3="00000000" w:csb0="000001FF" w:csb1="00000000"/>
   </w:font>
-  <w:font w:name="Aptos">
+  <w:font w:name="Calibri Light">
+    <w:panose1 w:val="020F0302020204030204"/>
     <w:charset w:val="00"/>
     <w:family w:val="swiss"/>
     <w:pitch w:val="variable"/>
-    <w:sig w:usb0="20000287" w:usb1="00000003" w:usb2="00000000" w:usb3="00000000" w:csb0="0000019F" w:csb1="00000000"/>
-  </w:font>
-  <w:font w:name="Aptos Display">
-    <w:charset w:val="00"/>
-    <w:family w:val="swiss"/>
-    <w:pitch w:val="variable"/>
-    <w:sig w:usb0="20000287" w:usb1="00000003" w:usb2="00000000" w:usb3="00000000" w:csb0="0000019F" w:csb1="00000000"/>
+    <w:sig w:usb0="E4002EFF" w:usb1="C200247B" w:usb2="00000009" w:usb3="00000000" w:csb0="000001FF" w:csb1="00000000"/>
   </w:font>
 </w:fonts>
 </file>
 
 <file path=word/glossary/settings.xml><?xml version="1.0" encoding="utf-8"?>
-<w:settings xmlns:mc="http://schemas.openxmlformats.org/markup-compatibility/2006" xmlns:o="urn:schemas-microsoft-com:office:office" xmlns:r="http://schemas.openxmlformats.org/officeDocument/2006/relationships" xmlns:m="http://schemas.openxmlformats.org/officeDocument/2006/math" xmlns:v="urn:schemas-microsoft-com:vml" xmlns:w10="urn:schemas-microsoft-com:office:word" xmlns:w="http://schemas.openxmlformats.org/wordprocessingml/2006/main" xmlns:w14="http://schemas.microsoft.com/office/word/2010/wordml" xmlns:w15="http://schemas.microsoft.com/office/word/2012/wordml" xmlns:w16cex="http://schemas.microsoft.com/office/word/2018/wordml/cex" xmlns:w16cid="http://schemas.microsoft.com/office/word/2016/wordml/cid" xmlns:w16="http://schemas.microsoft.com/office/word/2018/wordml" xmlns:w16du="http://schemas.microsoft.com/office/word/2023/wordml/word16du" xmlns:w16sdtdh="http://schemas.microsoft.com/office/word/2020/wordml/sdtdatahash" xmlns:w16sdtfl="http://schemas.microsoft.com/office/word/2024/wordml/sdtformatlock" xmlns:w16se="http://schemas.microsoft.com/office/word/2015/wordml/symex" xmlns:sl="http://schemas.openxmlformats.org/schemaLibrary/2006/main" mc:Ignorable="w14 w15 w16se w16cid w16 w16cex w16sdtdh w16sdtfl w16du">
+<w:settings xmlns:mc="http://schemas.openxmlformats.org/markup-compatibility/2006" xmlns:o="urn:schemas-microsoft-com:office:office" xmlns:r="http://schemas.openxmlformats.org/officeDocument/2006/relationships" xmlns:m="http://schemas.openxmlformats.org/officeDocument/2006/math" xmlns:v="urn:schemas-microsoft-com:vml" xmlns:w10="urn:schemas-microsoft-com:office:word" xmlns:w="http://schemas.openxmlformats.org/wordprocessingml/2006/main" xmlns:w14="http://schemas.microsoft.com/office/word/2010/wordml" xmlns:w15="http://schemas.microsoft.com/office/word/2012/wordml" xmlns:w16cex="http://schemas.microsoft.com/office/word/2018/wordml/cex" xmlns:w16cid="http://schemas.microsoft.com/office/word/2016/wordml/cid" xmlns:w16="http://schemas.microsoft.com/office/word/2018/wordml" xmlns:w16sdtdh="http://schemas.microsoft.com/office/word/2020/wordml/sdtdatahash" xmlns:w16se="http://schemas.microsoft.com/office/word/2015/wordml/symex" xmlns:sl="http://schemas.openxmlformats.org/schemaLibrary/2006/main" mc:Ignorable="w14 w15 w16se w16cid w16 w16cex w16sdtdh">
   <w:view w:val="normal"/>
   <w:defaultTabStop w:val="708"/>
   <w:hyphenationZone w:val="425"/>
@@ -16584,8 +16955,10 @@
   <w:rsids>
     <w:rsidRoot w:val="006E2F07"/>
     <w:rsid w:val="001C5C74"/>
+    <w:rsid w:val="003A6645"/>
     <w:rsid w:val="006E2F07"/>
     <w:rsid w:val="00A84B9B"/>
+    <w:rsid w:val="00E427C5"/>
   </w:rsids>
   <m:mathPr>
     <m:mathFont m:val="Cambria Math"/>
@@ -16609,7 +16982,7 @@
 </file>
 
 <file path=word/glossary/styles.xml><?xml version="1.0" encoding="utf-8"?>
-<w:styles xmlns:mc="http://schemas.openxmlformats.org/markup-compatibility/2006" xmlns:r="http://schemas.openxmlformats.org/officeDocument/2006/relationships" xmlns:w="http://schemas.openxmlformats.org/wordprocessingml/2006/main" xmlns:w14="http://schemas.microsoft.com/office/word/2010/wordml" xmlns:w15="http://schemas.microsoft.com/office/word/2012/wordml" xmlns:w16cex="http://schemas.microsoft.com/office/word/2018/wordml/cex" xmlns:w16cid="http://schemas.microsoft.com/office/word/2016/wordml/cid" xmlns:w16="http://schemas.microsoft.com/office/word/2018/wordml" xmlns:w16du="http://schemas.microsoft.com/office/word/2023/wordml/word16du" xmlns:w16sdtdh="http://schemas.microsoft.com/office/word/2020/wordml/sdtdatahash" xmlns:w16sdtfl="http://schemas.microsoft.com/office/word/2024/wordml/sdtformatlock" xmlns:w16se="http://schemas.microsoft.com/office/word/2015/wordml/symex" mc:Ignorable="w14 w15 w16se w16cid w16 w16cex w16sdtdh w16sdtfl w16du">
+<w:styles xmlns:mc="http://schemas.openxmlformats.org/markup-compatibility/2006" xmlns:r="http://schemas.openxmlformats.org/officeDocument/2006/relationships" xmlns:w="http://schemas.openxmlformats.org/wordprocessingml/2006/main" xmlns:w14="http://schemas.microsoft.com/office/word/2010/wordml" xmlns:w15="http://schemas.microsoft.com/office/word/2012/wordml" xmlns:w16cex="http://schemas.microsoft.com/office/word/2018/wordml/cex" xmlns:w16cid="http://schemas.microsoft.com/office/word/2016/wordml/cid" xmlns:w16="http://schemas.microsoft.com/office/word/2018/wordml" xmlns:w16sdtdh="http://schemas.microsoft.com/office/word/2020/wordml/sdtdatahash" xmlns:w16se="http://schemas.microsoft.com/office/word/2015/wordml/symex" mc:Ignorable="w14 w15 w16se w16cid w16 w16cex w16sdtdh">
   <w:docDefaults>
     <w:rPrDefault>
       <w:rPr>
@@ -17040,15 +17413,11 @@
     <w:name w:val="5292F43A9C1047A9ABA6DB546FC11320"/>
     <w:rsid w:val="006E2F07"/>
   </w:style>
-  <w:style w:type="paragraph" w:customStyle="1" w:styleId="95ABE864CA5442D9BB1B3E40300BCEFB">
-    <w:name w:val="95ABE864CA5442D9BB1B3E40300BCEFB"/>
-    <w:rsid w:val="006E2F07"/>
-  </w:style>
 </w:styles>
 </file>
 
 <file path=word/glossary/webSettings.xml><?xml version="1.0" encoding="utf-8"?>
-<w:webSettings xmlns:mc="http://schemas.openxmlformats.org/markup-compatibility/2006" xmlns:r="http://schemas.openxmlformats.org/officeDocument/2006/relationships" xmlns:w="http://schemas.openxmlformats.org/wordprocessingml/2006/main" xmlns:w14="http://schemas.microsoft.com/office/word/2010/wordml" xmlns:w15="http://schemas.microsoft.com/office/word/2012/wordml" xmlns:w16cex="http://schemas.microsoft.com/office/word/2018/wordml/cex" xmlns:w16cid="http://schemas.microsoft.com/office/word/2016/wordml/cid" xmlns:w16="http://schemas.microsoft.com/office/word/2018/wordml" xmlns:w16du="http://schemas.microsoft.com/office/word/2023/wordml/word16du" xmlns:w16sdtdh="http://schemas.microsoft.com/office/word/2020/wordml/sdtdatahash" xmlns:w16sdtfl="http://schemas.microsoft.com/office/word/2024/wordml/sdtformatlock" xmlns:w16se="http://schemas.microsoft.com/office/word/2015/wordml/symex" mc:Ignorable="w14 w15 w16se w16cid w16 w16cex w16sdtdh w16sdtfl w16du">
+<w:webSettings xmlns:mc="http://schemas.openxmlformats.org/markup-compatibility/2006" xmlns:r="http://schemas.openxmlformats.org/officeDocument/2006/relationships" xmlns:w="http://schemas.openxmlformats.org/wordprocessingml/2006/main" xmlns:w14="http://schemas.microsoft.com/office/word/2010/wordml" xmlns:w15="http://schemas.microsoft.com/office/word/2012/wordml" xmlns:w16cex="http://schemas.microsoft.com/office/word/2018/wordml/cex" xmlns:w16cid="http://schemas.microsoft.com/office/word/2016/wordml/cid" xmlns:w16="http://schemas.microsoft.com/office/word/2018/wordml" xmlns:w16sdtdh="http://schemas.microsoft.com/office/word/2020/wordml/sdtdatahash" xmlns:w16se="http://schemas.microsoft.com/office/word/2015/wordml/symex" mc:Ignorable="w14 w15 w16se w16cid w16 w16cex w16sdtdh">
   <w:optimizeForBrowser/>
   <w:allowPNG/>
 </w:webSettings>
